--- a/lessons/2-1/downloads/reveal/teacher/2.1-session-1-prerequisite-practice-b.docx
+++ b/lessons/2-1/downloads/reveal/teacher/2.1-session-1-prerequisite-practice-b.docx
@@ -15,10 +15,28 @@
         <w:rPr>
           <w:rFonts w:ascii="Avenir Next" w:hAnsi="Avenir Next" w:cs="Avenir Next" w:eastAsia="Avenir Next"/>
           <w:color w:val="1A1A1A"/>
+          <w:sz w:val="22"/>
+          <w:szCs w:val="20"/>
+        </w:rPr>
+        <w:t xml:space="preserve">Name</w:t>
+      </w:r>
+      <w:r>
+        <w:rPr>
+          <w:rFonts w:ascii="Avenir Next" w:hAnsi="Avenir Next" w:cs="Avenir Next" w:eastAsia="Avenir Next"/>
+          <w:color w:val="1A1A1A"/>
           <w:sz w:val="20"/>
           <w:szCs w:val="20"/>
         </w:rPr>
-        <w:t xml:space="preserve">Name</w:t>
+        <w:tab/>
+      </w:r>
+      <w:r>
+        <w:rPr>
+          <w:rFonts w:ascii="Avenir Next" w:hAnsi="Avenir Next" w:cs="Avenir Next" w:eastAsia="Avenir Next"/>
+          <w:color w:val="1A1A1A"/>
+          <w:sz w:val="22"/>
+          <w:szCs w:val="20"/>
+        </w:rPr>
+        <w:t xml:space="preserve">   Date</w:t>
       </w:r>
       <w:r>
         <w:rPr>
@@ -33,25 +51,7 @@
         <w:rPr>
           <w:rFonts w:ascii="Avenir Next" w:hAnsi="Avenir Next" w:cs="Avenir Next" w:eastAsia="Avenir Next"/>
           <w:color w:val="1A1A1A"/>
-          <w:sz w:val="20"/>
-          <w:szCs w:val="20"/>
-        </w:rPr>
-        <w:t xml:space="preserve">   Date</w:t>
-      </w:r>
-      <w:r>
-        <w:rPr>
-          <w:rFonts w:ascii="Avenir Next" w:hAnsi="Avenir Next" w:cs="Avenir Next" w:eastAsia="Avenir Next"/>
-          <w:color w:val="1A1A1A"/>
-          <w:sz w:val="20"/>
-          <w:szCs w:val="20"/>
-        </w:rPr>
-        <w:tab/>
-      </w:r>
-      <w:r>
-        <w:rPr>
-          <w:rFonts w:ascii="Avenir Next" w:hAnsi="Avenir Next" w:cs="Avenir Next" w:eastAsia="Avenir Next"/>
-          <w:color w:val="1A1A1A"/>
-          <w:sz w:val="20"/>
+          <w:sz w:val="22"/>
           <w:szCs w:val="20"/>
         </w:rPr>
         <w:t xml:space="preserve">   Period</w:t>
@@ -78,7 +78,7 @@
           <w:caps/>
           <w:color w:val="003A70"/>
           <w:spacing w:val="12"/>
-          <w:sz w:val="19"/>
+          <w:sz w:val="22"/>
           <w:szCs w:val="19"/>
         </w:rPr>
         <w:t xml:space="preserve">Lesson 2-1  ·  Session 1  ·  Prerequisite Practice B  ·  Skill 1 of 2</w:t>
@@ -86,6 +86,7 @@
     </w:p>
     <w:p>
       <w:pPr>
+        <w:pStyle w:val="Heading1"/>
         <w:keepNext/>
         <w:spacing w:before="0" w:after="10" w:line="240" w:lineRule="auto"/>
       </w:pPr>
@@ -111,7 +112,7 @@
         <w:rPr>
           <w:rFonts w:ascii="Avenir Next" w:hAnsi="Avenir Next" w:cs="Avenir Next" w:eastAsia="Avenir Next"/>
           <w:color w:val="5A5F66"/>
-          <w:sz w:val="17"/>
+          <w:sz w:val="22"/>
           <w:szCs w:val="17"/>
         </w:rPr>
         <w:t xml:space="preserve">Builds on Grade 3 · 3.MD.B.3</w:t>
@@ -154,6 +155,7 @@
           </w:tcPr>
           <w:p>
             <w:pPr>
+              <w:pStyle w:val="Heading2"/>
               <w:spacing w:before="0" w:after="0" w:line="252" w:lineRule="auto"/>
             </w:pPr>
             <w:r>
@@ -183,7 +185,7 @@
               <w:rPr>
                 <w:rFonts w:ascii="Avenir Next" w:hAnsi="Avenir Next" w:cs="Avenir Next" w:eastAsia="Avenir Next"/>
                 <w:color w:val="1A1A1A"/>
-                <w:sz w:val="20"/>
+                <w:sz w:val="22"/>
                 <w:szCs w:val="20"/>
               </w:rPr>
               <w:t xml:space="preserve">You will read survey answers, like 15, 40, 0, 35, 20, 10, and tell how many people answered.</w:t>
@@ -203,6 +205,7 @@
           </w:tcPr>
           <w:p>
             <w:pPr>
+              <w:pStyle w:val="Heading2"/>
               <w:spacing w:before="0" w:after="0" w:line="252" w:lineRule="auto"/>
             </w:pPr>
             <w:r>
@@ -232,7 +235,7 @@
               <w:rPr>
                 <w:rFonts w:ascii="Avenir Next" w:hAnsi="Avenir Next" w:cs="Avenir Next" w:eastAsia="Avenir Next"/>
                 <w:color w:val="1A1A1A"/>
-                <w:sz w:val="20"/>
+                <w:sz w:val="22"/>
                 <w:szCs w:val="20"/>
               </w:rPr>
               <w:t xml:space="preserve">Read a results table: find how many gave one answer, then add to find how many were asked.  </w:t>
@@ -242,7 +245,7 @@
                 <w:rFonts w:ascii="Avenir Next" w:hAnsi="Avenir Next" w:cs="Avenir Next" w:eastAsia="Avenir Next"/>
                 <w:b/>
                 <w:color w:val="1A1A1A"/>
-                <w:sz w:val="20"/>
+                <w:sz w:val="22"/>
                 <w:szCs w:val="20"/>
               </w:rPr>
               <w:t xml:space="preserve">You will use it in Practice Form A, problems 2 and 5.</w:t>
@@ -253,6 +256,7 @@
     </w:tbl>
     <w:p>
       <w:pPr>
+        <w:pStyle w:val="Heading2"/>
         <w:keepNext/>
         <w:pBdr>
           <w:bottom w:val="single" w:sz="8" w:space="3" w:color="003A70"/>
@@ -268,7 +272,7 @@
           <w:b/>
           <w:color w:val="003A70"/>
           <w:spacing w:val="14"/>
-          <w:sz w:val="19"/>
+          <w:sz w:val="22"/>
           <w:szCs w:val="19"/>
         </w:rPr>
         <w:t xml:space="preserve">STEPS TO FOLLOW</w:t>
@@ -287,7 +291,7 @@
           <w:rFonts w:ascii="Avenir Next" w:hAnsi="Avenir Next" w:cs="Avenir Next" w:eastAsia="Avenir Next"/>
           <w:i/>
           <w:color w:val="5A5F66"/>
-          <w:sz w:val="17"/>
+          <w:sz w:val="22"/>
           <w:szCs w:val="17"/>
         </w:rPr>
         <w:t xml:space="preserve">use these same steps on every problem</w:t>
@@ -329,6 +333,7 @@
           </w:tcPr>
           <w:p>
             <w:pPr>
+              <w:pStyle w:val="Heading1"/>
               <w:spacing w:before="0" w:after="0" w:line="240" w:lineRule="auto"/>
               <w:jc w:val="center"/>
             </w:pPr>
@@ -357,7 +362,7 @@
               <w:rPr>
                 <w:rFonts w:ascii="Avenir Next" w:hAnsi="Avenir Next" w:cs="Avenir Next" w:eastAsia="Avenir Next"/>
                 <w:color w:val="1A1A1A"/>
-                <w:sz w:val="21"/>
+                <w:sz w:val="22"/>
                 <w:szCs w:val="21"/>
               </w:rPr>
               <w:t xml:space="preserve">Find the </w:t>
@@ -367,7 +372,7 @@
                 <w:rFonts w:ascii="Avenir Next" w:hAnsi="Avenir Next" w:cs="Avenir Next" w:eastAsia="Avenir Next"/>
                 <w:b/>
                 <w:color w:val="1A1A1A"/>
-                <w:sz w:val="21"/>
+                <w:sz w:val="22"/>
                 <w:szCs w:val="21"/>
               </w:rPr>
               <w:t xml:space="preserve">answer</w:t>
@@ -376,7 +381,7 @@
               <w:rPr>
                 <w:rFonts w:ascii="Avenir Next" w:hAnsi="Avenir Next" w:cs="Avenir Next" w:eastAsia="Avenir Next"/>
                 <w:color w:val="1A1A1A"/>
-                <w:sz w:val="21"/>
+                <w:sz w:val="22"/>
                 <w:szCs w:val="21"/>
               </w:rPr>
               <w:t xml:space="preserve"> in the table.</w:t>
@@ -395,6 +400,7 @@
           </w:tcPr>
           <w:p>
             <w:pPr>
+              <w:pStyle w:val="Heading1"/>
               <w:spacing w:before="0" w:after="0" w:line="240" w:lineRule="auto"/>
               <w:jc w:val="center"/>
             </w:pPr>
@@ -423,7 +429,7 @@
               <w:rPr>
                 <w:rFonts w:ascii="Avenir Next" w:hAnsi="Avenir Next" w:cs="Avenir Next" w:eastAsia="Avenir Next"/>
                 <w:color w:val="1A1A1A"/>
-                <w:sz w:val="21"/>
+                <w:sz w:val="22"/>
                 <w:szCs w:val="21"/>
               </w:rPr>
               <w:t xml:space="preserve">Read </w:t>
@@ -433,7 +439,7 @@
                 <w:rFonts w:ascii="Avenir Next" w:hAnsi="Avenir Next" w:cs="Avenir Next" w:eastAsia="Avenir Next"/>
                 <w:b/>
                 <w:color w:val="1A1A1A"/>
-                <w:sz w:val="21"/>
+                <w:sz w:val="22"/>
                 <w:szCs w:val="21"/>
               </w:rPr>
               <w:t xml:space="preserve">how many</w:t>
@@ -442,7 +448,7 @@
               <w:rPr>
                 <w:rFonts w:ascii="Avenir Next" w:hAnsi="Avenir Next" w:cs="Avenir Next" w:eastAsia="Avenir Next"/>
                 <w:color w:val="1A1A1A"/>
-                <w:sz w:val="21"/>
+                <w:sz w:val="22"/>
                 <w:szCs w:val="21"/>
               </w:rPr>
               <w:t xml:space="preserve"> people gave that answer.</w:t>
@@ -461,6 +467,7 @@
           </w:tcPr>
           <w:p>
             <w:pPr>
+              <w:pStyle w:val="Heading1"/>
               <w:spacing w:before="0" w:after="0" w:line="240" w:lineRule="auto"/>
               <w:jc w:val="center"/>
             </w:pPr>
@@ -490,7 +497,7 @@
                 <w:rFonts w:ascii="Avenir Next" w:hAnsi="Avenir Next" w:cs="Avenir Next" w:eastAsia="Avenir Next"/>
                 <w:b/>
                 <w:color w:val="1A1A1A"/>
-                <w:sz w:val="21"/>
+                <w:sz w:val="22"/>
                 <w:szCs w:val="21"/>
               </w:rPr>
               <w:t xml:space="preserve">Add</w:t>
@@ -499,7 +506,7 @@
               <w:rPr>
                 <w:rFonts w:ascii="Avenir Next" w:hAnsi="Avenir Next" w:cs="Avenir Next" w:eastAsia="Avenir Next"/>
                 <w:color w:val="1A1A1A"/>
-                <w:sz w:val="21"/>
+                <w:sz w:val="22"/>
                 <w:szCs w:val="21"/>
               </w:rPr>
               <w:t xml:space="preserve"> all the counts to find how many were asked.</w:t>
@@ -510,6 +517,7 @@
     </w:tbl>
     <w:p>
       <w:pPr>
+        <w:pStyle w:val="Heading2"/>
         <w:keepNext/>
         <w:pBdr>
           <w:bottom w:val="single" w:sz="8" w:space="3" w:color="003A70"/>
@@ -525,7 +533,7 @@
           <w:b/>
           <w:color w:val="003A70"/>
           <w:spacing w:val="14"/>
-          <w:sz w:val="19"/>
+          <w:sz w:val="22"/>
           <w:szCs w:val="19"/>
         </w:rPr>
         <w:t xml:space="preserve">WATCH ME</w:t>
@@ -544,7 +552,7 @@
           <w:rFonts w:ascii="Avenir Next" w:hAnsi="Avenir Next" w:cs="Avenir Next" w:eastAsia="Avenir Next"/>
           <w:i/>
           <w:color w:val="5A5F66"/>
-          <w:sz w:val="17"/>
+          <w:sz w:val="22"/>
           <w:szCs w:val="17"/>
         </w:rPr>
         <w:t xml:space="preserve">the steps in action</w:t>
@@ -559,7 +567,7 @@
           <w:rFonts w:ascii="Avenir Next" w:hAnsi="Avenir Next" w:cs="Avenir Next" w:eastAsia="Avenir Next"/>
           <w:b/>
           <w:color w:val="1A1A1A"/>
-          <w:sz w:val="21"/>
+          <w:sz w:val="22"/>
           <w:szCs w:val="21"/>
         </w:rPr>
         <w:t xml:space="preserve">Favorite season: spring 6, summer 11, fall 4, winter 3. How many chose summer? How many were asked?</w:t>
@@ -578,25 +586,25 @@
           <w:rFonts w:ascii="Avenir Next" w:hAnsi="Avenir Next" w:cs="Avenir Next" w:eastAsia="Avenir Next"/>
           <w:b/>
           <w:color w:val="003A70"/>
+          <w:sz w:val="22"/>
+          <w:szCs w:val="19"/>
+        </w:rPr>
+        <w:t xml:space="preserve">Step 1</w:t>
+      </w:r>
+      <w:r>
+        <w:rPr>
+          <w:rFonts w:ascii="Avenir Next" w:hAnsi="Avenir Next" w:cs="Avenir Next" w:eastAsia="Avenir Next"/>
+          <w:color w:val="1A1A1A"/>
           <w:sz w:val="19"/>
           <w:szCs w:val="19"/>
         </w:rPr>
-        <w:t xml:space="preserve">Step 1</w:t>
-      </w:r>
-      <w:r>
-        <w:rPr>
-          <w:rFonts w:ascii="Avenir Next" w:hAnsi="Avenir Next" w:cs="Avenir Next" w:eastAsia="Avenir Next"/>
-          <w:color w:val="1A1A1A"/>
-          <w:sz w:val="19"/>
-          <w:szCs w:val="19"/>
-        </w:rPr>
         <w:tab/>
       </w:r>
       <w:r>
         <w:rPr>
           <w:rFonts w:ascii="Avenir Next" w:hAnsi="Avenir Next" w:cs="Avenir Next" w:eastAsia="Avenir Next"/>
           <w:color w:val="1A1A1A"/>
-          <w:sz w:val="21"/>
+          <w:sz w:val="22"/>
           <w:szCs w:val="21"/>
         </w:rPr>
         <w:t xml:space="preserve">Find summer in the table.</w:t>
@@ -615,25 +623,25 @@
           <w:rFonts w:ascii="Avenir Next" w:hAnsi="Avenir Next" w:cs="Avenir Next" w:eastAsia="Avenir Next"/>
           <w:b/>
           <w:color w:val="003A70"/>
+          <w:sz w:val="22"/>
+          <w:szCs w:val="19"/>
+        </w:rPr>
+        <w:t xml:space="preserve">Step 2</w:t>
+      </w:r>
+      <w:r>
+        <w:rPr>
+          <w:rFonts w:ascii="Avenir Next" w:hAnsi="Avenir Next" w:cs="Avenir Next" w:eastAsia="Avenir Next"/>
+          <w:color w:val="1A1A1A"/>
           <w:sz w:val="19"/>
           <w:szCs w:val="19"/>
         </w:rPr>
-        <w:t xml:space="preserve">Step 2</w:t>
-      </w:r>
-      <w:r>
-        <w:rPr>
-          <w:rFonts w:ascii="Avenir Next" w:hAnsi="Avenir Next" w:cs="Avenir Next" w:eastAsia="Avenir Next"/>
-          <w:color w:val="1A1A1A"/>
-          <w:sz w:val="19"/>
-          <w:szCs w:val="19"/>
-        </w:rPr>
         <w:tab/>
       </w:r>
       <w:r>
         <w:rPr>
           <w:rFonts w:ascii="Avenir Next" w:hAnsi="Avenir Next" w:cs="Avenir Next" w:eastAsia="Avenir Next"/>
           <w:color w:val="1A1A1A"/>
-          <w:sz w:val="21"/>
+          <w:sz w:val="22"/>
           <w:szCs w:val="21"/>
         </w:rPr>
         <w:t xml:space="preserve">11 people chose summer.</w:t>
@@ -652,25 +660,25 @@
           <w:rFonts w:ascii="Avenir Next" w:hAnsi="Avenir Next" w:cs="Avenir Next" w:eastAsia="Avenir Next"/>
           <w:b/>
           <w:color w:val="003A70"/>
+          <w:sz w:val="22"/>
+          <w:szCs w:val="19"/>
+        </w:rPr>
+        <w:t xml:space="preserve">Step 3</w:t>
+      </w:r>
+      <w:r>
+        <w:rPr>
+          <w:rFonts w:ascii="Avenir Next" w:hAnsi="Avenir Next" w:cs="Avenir Next" w:eastAsia="Avenir Next"/>
+          <w:color w:val="1A1A1A"/>
           <w:sz w:val="19"/>
           <w:szCs w:val="19"/>
         </w:rPr>
-        <w:t xml:space="preserve">Step 3</w:t>
-      </w:r>
-      <w:r>
-        <w:rPr>
-          <w:rFonts w:ascii="Avenir Next" w:hAnsi="Avenir Next" w:cs="Avenir Next" w:eastAsia="Avenir Next"/>
-          <w:color w:val="1A1A1A"/>
-          <w:sz w:val="19"/>
-          <w:szCs w:val="19"/>
-        </w:rPr>
         <w:tab/>
       </w:r>
       <w:r>
         <w:rPr>
           <w:rFonts w:ascii="Avenir Next" w:hAnsi="Avenir Next" w:cs="Avenir Next" w:eastAsia="Avenir Next"/>
           <w:color w:val="1A1A1A"/>
-          <w:sz w:val="21"/>
+          <w:sz w:val="22"/>
           <w:szCs w:val="21"/>
         </w:rPr>
         <w:t xml:space="preserve">Add: 6 + 11 + 4 + 3 = 24 people were asked.</w:t>
@@ -689,18 +697,18 @@
           <w:rFonts w:ascii="Avenir Next" w:hAnsi="Avenir Next" w:cs="Avenir Next" w:eastAsia="Avenir Next"/>
           <w:b/>
           <w:color w:val="1A1A1A"/>
+          <w:sz w:val="22"/>
+          <w:szCs w:val="21"/>
+        </w:rPr>
+        <w:t xml:space="preserve">Answer</w:t>
+      </w:r>
+      <w:r>
+        <w:rPr>
+          <w:rFonts w:ascii="Avenir Next" w:hAnsi="Avenir Next" w:cs="Avenir Next" w:eastAsia="Avenir Next"/>
+          <w:color w:val="1A1A1A"/>
           <w:sz w:val="21"/>
           <w:szCs w:val="21"/>
         </w:rPr>
-        <w:t xml:space="preserve">Answer</w:t>
-      </w:r>
-      <w:r>
-        <w:rPr>
-          <w:rFonts w:ascii="Avenir Next" w:hAnsi="Avenir Next" w:cs="Avenir Next" w:eastAsia="Avenir Next"/>
-          <w:color w:val="1A1A1A"/>
-          <w:sz w:val="21"/>
-          <w:szCs w:val="21"/>
-        </w:rPr>
         <w:tab/>
       </w:r>
       <w:r>
@@ -708,7 +716,7 @@
           <w:rFonts w:ascii="Avenir Next" w:hAnsi="Avenir Next" w:cs="Avenir Next" w:eastAsia="Avenir Next"/>
           <w:b/>
           <w:color w:val="1A1A1A"/>
-          <w:sz w:val="21"/>
+          <w:sz w:val="22"/>
           <w:szCs w:val="21"/>
         </w:rPr>
         <w:t xml:space="preserve">11 chose summer. 24 people were asked.</w:t>
@@ -716,6 +724,7 @@
     </w:p>
     <w:p>
       <w:pPr>
+        <w:pStyle w:val="Heading2"/>
         <w:keepNext/>
         <w:pBdr>
           <w:bottom w:val="single" w:sz="8" w:space="3" w:color="003A70"/>
@@ -731,7 +740,7 @@
           <w:b/>
           <w:color w:val="003A70"/>
           <w:spacing w:val="14"/>
-          <w:sz w:val="19"/>
+          <w:sz w:val="22"/>
           <w:szCs w:val="19"/>
         </w:rPr>
         <w:t xml:space="preserve">TRY IT WITH HELP</w:t>
@@ -750,7 +759,7 @@
           <w:rFonts w:ascii="Avenir Next" w:hAnsi="Avenir Next" w:cs="Avenir Next" w:eastAsia="Avenir Next"/>
           <w:i/>
           <w:color w:val="5A5F66"/>
-          <w:sz w:val="17"/>
+          <w:sz w:val="22"/>
           <w:szCs w:val="17"/>
         </w:rPr>
         <w:t xml:space="preserve">fill in each step</w:t>
@@ -808,35 +817,35 @@
           <w:rFonts w:ascii="Avenir Next" w:hAnsi="Avenir Next" w:cs="Avenir Next" w:eastAsia="Avenir Next"/>
           <w:b/>
           <w:color w:val="003A70"/>
+          <w:sz w:val="22"/>
+          <w:szCs w:val="18"/>
+        </w:rPr>
+        <w:t xml:space="preserve">Step 1</w:t>
+      </w:r>
+      <w:r>
+        <w:rPr>
+          <w:rFonts w:ascii="Avenir Next" w:hAnsi="Avenir Next" w:cs="Avenir Next" w:eastAsia="Avenir Next"/>
+          <w:color w:val="1A1A1A"/>
           <w:sz w:val="18"/>
           <w:szCs w:val="18"/>
         </w:rPr>
-        <w:t xml:space="preserve">Step 1</w:t>
-      </w:r>
-      <w:r>
-        <w:rPr>
-          <w:rFonts w:ascii="Avenir Next" w:hAnsi="Avenir Next" w:cs="Avenir Next" w:eastAsia="Avenir Next"/>
-          <w:color w:val="1A1A1A"/>
-          <w:sz w:val="18"/>
-          <w:szCs w:val="18"/>
-        </w:rPr>
         <w:tab/>
       </w:r>
       <w:r>
         <w:rPr>
           <w:rFonts w:ascii="Avenir Next" w:hAnsi="Avenir Next" w:cs="Avenir Next" w:eastAsia="Avenir Next"/>
           <w:color w:val="1A1A1A"/>
+          <w:sz w:val="22"/>
+          <w:szCs w:val="21"/>
+        </w:rPr>
+        <w:t xml:space="preserve">Find </w:t>
+      </w:r>
+      <w:r>
+        <w:rPr>
+          <w:rFonts w:ascii="Avenir Next" w:hAnsi="Avenir Next" w:cs="Avenir Next" w:eastAsia="Avenir Next"/>
+          <w:color w:val="1A1A1A"/>
           <w:sz w:val="21"/>
           <w:szCs w:val="21"/>
-        </w:rPr>
-        <w:t xml:space="preserve">Find </w:t>
-      </w:r>
-      <w:r>
-        <w:rPr>
-          <w:rFonts w:ascii="Avenir Next" w:hAnsi="Avenir Next" w:cs="Avenir Next" w:eastAsia="Avenir Next"/>
-          <w:color w:val="1A1A1A"/>
-          <w:sz w:val="21"/>
-          <w:szCs w:val="21"/>
           <w:u w:val="single"/>
         </w:rPr>
         <w:t xml:space="preserve">                </w:t>
@@ -845,7 +854,7 @@
         <w:rPr>
           <w:rFonts w:ascii="Avenir Next" w:hAnsi="Avenir Next" w:cs="Avenir Next" w:eastAsia="Avenir Next"/>
           <w:color w:val="1A1A1A"/>
-          <w:sz w:val="21"/>
+          <w:sz w:val="22"/>
           <w:szCs w:val="21"/>
         </w:rPr>
         <w:t xml:space="preserve"> in the table.</w:t>
@@ -865,18 +874,18 @@
           <w:rFonts w:ascii="Avenir Next" w:hAnsi="Avenir Next" w:cs="Avenir Next" w:eastAsia="Avenir Next"/>
           <w:b/>
           <w:color w:val="003A70"/>
+          <w:sz w:val="22"/>
+          <w:szCs w:val="18"/>
+        </w:rPr>
+        <w:t xml:space="preserve">Step 2</w:t>
+      </w:r>
+      <w:r>
+        <w:rPr>
+          <w:rFonts w:ascii="Avenir Next" w:hAnsi="Avenir Next" w:cs="Avenir Next" w:eastAsia="Avenir Next"/>
+          <w:color w:val="1A1A1A"/>
           <w:sz w:val="18"/>
           <w:szCs w:val="18"/>
         </w:rPr>
-        <w:t xml:space="preserve">Step 2</w:t>
-      </w:r>
-      <w:r>
-        <w:rPr>
-          <w:rFonts w:ascii="Avenir Next" w:hAnsi="Avenir Next" w:cs="Avenir Next" w:eastAsia="Avenir Next"/>
-          <w:color w:val="1A1A1A"/>
-          <w:sz w:val="18"/>
-          <w:szCs w:val="18"/>
-        </w:rPr>
         <w:tab/>
       </w:r>
       <w:r>
@@ -893,7 +902,7 @@
         <w:rPr>
           <w:rFonts w:ascii="Avenir Next" w:hAnsi="Avenir Next" w:cs="Avenir Next" w:eastAsia="Avenir Next"/>
           <w:color w:val="1A1A1A"/>
-          <w:sz w:val="21"/>
+          <w:sz w:val="22"/>
           <w:szCs w:val="21"/>
         </w:rPr>
         <w:t xml:space="preserve"> people chose grape.</w:t>
@@ -913,35 +922,35 @@
           <w:rFonts w:ascii="Avenir Next" w:hAnsi="Avenir Next" w:cs="Avenir Next" w:eastAsia="Avenir Next"/>
           <w:b/>
           <w:color w:val="003A70"/>
+          <w:sz w:val="22"/>
+          <w:szCs w:val="18"/>
+        </w:rPr>
+        <w:t xml:space="preserve">Step 3</w:t>
+      </w:r>
+      <w:r>
+        <w:rPr>
+          <w:rFonts w:ascii="Avenir Next" w:hAnsi="Avenir Next" w:cs="Avenir Next" w:eastAsia="Avenir Next"/>
+          <w:color w:val="1A1A1A"/>
           <w:sz w:val="18"/>
           <w:szCs w:val="18"/>
         </w:rPr>
-        <w:t xml:space="preserve">Step 3</w:t>
-      </w:r>
-      <w:r>
-        <w:rPr>
-          <w:rFonts w:ascii="Avenir Next" w:hAnsi="Avenir Next" w:cs="Avenir Next" w:eastAsia="Avenir Next"/>
-          <w:color w:val="1A1A1A"/>
-          <w:sz w:val="18"/>
-          <w:szCs w:val="18"/>
-        </w:rPr>
         <w:tab/>
       </w:r>
       <w:r>
         <w:rPr>
           <w:rFonts w:ascii="Avenir Next" w:hAnsi="Avenir Next" w:cs="Avenir Next" w:eastAsia="Avenir Next"/>
           <w:color w:val="1A1A1A"/>
+          <w:sz w:val="22"/>
+          <w:szCs w:val="21"/>
+        </w:rPr>
+        <w:t xml:space="preserve">Add: 5 + 8 + 2 = </w:t>
+      </w:r>
+      <w:r>
+        <w:rPr>
+          <w:rFonts w:ascii="Avenir Next" w:hAnsi="Avenir Next" w:cs="Avenir Next" w:eastAsia="Avenir Next"/>
+          <w:color w:val="1A1A1A"/>
           <w:sz w:val="21"/>
           <w:szCs w:val="21"/>
-        </w:rPr>
-        <w:t xml:space="preserve">Add: 5 + 8 + 2 = </w:t>
-      </w:r>
-      <w:r>
-        <w:rPr>
-          <w:rFonts w:ascii="Avenir Next" w:hAnsi="Avenir Next" w:cs="Avenir Next" w:eastAsia="Avenir Next"/>
-          <w:color w:val="1A1A1A"/>
-          <w:sz w:val="21"/>
-          <w:szCs w:val="21"/>
           <w:u w:val="single"/>
         </w:rPr>
         <w:t xml:space="preserve">                </w:t>
@@ -950,7 +959,7 @@
         <w:rPr>
           <w:rFonts w:ascii="Avenir Next" w:hAnsi="Avenir Next" w:cs="Avenir Next" w:eastAsia="Avenir Next"/>
           <w:color w:val="1A1A1A"/>
-          <w:sz w:val="21"/>
+          <w:sz w:val="22"/>
           <w:szCs w:val="21"/>
         </w:rPr>
         <w:t xml:space="preserve"> people were asked.</w:t>
@@ -1013,35 +1022,35 @@
           <w:rFonts w:ascii="Avenir Next" w:hAnsi="Avenir Next" w:cs="Avenir Next" w:eastAsia="Avenir Next"/>
           <w:b/>
           <w:color w:val="003A70"/>
+          <w:sz w:val="22"/>
+          <w:szCs w:val="18"/>
+        </w:rPr>
+        <w:t xml:space="preserve">Step 1</w:t>
+      </w:r>
+      <w:r>
+        <w:rPr>
+          <w:rFonts w:ascii="Avenir Next" w:hAnsi="Avenir Next" w:cs="Avenir Next" w:eastAsia="Avenir Next"/>
+          <w:color w:val="1A1A1A"/>
           <w:sz w:val="18"/>
           <w:szCs w:val="18"/>
         </w:rPr>
-        <w:t xml:space="preserve">Step 1</w:t>
-      </w:r>
-      <w:r>
-        <w:rPr>
-          <w:rFonts w:ascii="Avenir Next" w:hAnsi="Avenir Next" w:cs="Avenir Next" w:eastAsia="Avenir Next"/>
-          <w:color w:val="1A1A1A"/>
-          <w:sz w:val="18"/>
-          <w:szCs w:val="18"/>
-        </w:rPr>
         <w:tab/>
       </w:r>
       <w:r>
         <w:rPr>
           <w:rFonts w:ascii="Avenir Next" w:hAnsi="Avenir Next" w:cs="Avenir Next" w:eastAsia="Avenir Next"/>
           <w:color w:val="1A1A1A"/>
+          <w:sz w:val="22"/>
+          <w:szCs w:val="21"/>
+        </w:rPr>
+        <w:t xml:space="preserve">Find </w:t>
+      </w:r>
+      <w:r>
+        <w:rPr>
+          <w:rFonts w:ascii="Avenir Next" w:hAnsi="Avenir Next" w:cs="Avenir Next" w:eastAsia="Avenir Next"/>
+          <w:color w:val="1A1A1A"/>
           <w:sz w:val="21"/>
           <w:szCs w:val="21"/>
-        </w:rPr>
-        <w:t xml:space="preserve">Find </w:t>
-      </w:r>
-      <w:r>
-        <w:rPr>
-          <w:rFonts w:ascii="Avenir Next" w:hAnsi="Avenir Next" w:cs="Avenir Next" w:eastAsia="Avenir Next"/>
-          <w:color w:val="1A1A1A"/>
-          <w:sz w:val="21"/>
-          <w:szCs w:val="21"/>
           <w:u w:val="single"/>
         </w:rPr>
         <w:t xml:space="preserve">                </w:t>
@@ -1050,7 +1059,7 @@
         <w:rPr>
           <w:rFonts w:ascii="Avenir Next" w:hAnsi="Avenir Next" w:cs="Avenir Next" w:eastAsia="Avenir Next"/>
           <w:color w:val="1A1A1A"/>
-          <w:sz w:val="21"/>
+          <w:sz w:val="22"/>
           <w:szCs w:val="21"/>
         </w:rPr>
         <w:t xml:space="preserve"> in the table.</w:t>
@@ -1070,18 +1079,18 @@
           <w:rFonts w:ascii="Avenir Next" w:hAnsi="Avenir Next" w:cs="Avenir Next" w:eastAsia="Avenir Next"/>
           <w:b/>
           <w:color w:val="003A70"/>
+          <w:sz w:val="22"/>
+          <w:szCs w:val="18"/>
+        </w:rPr>
+        <w:t xml:space="preserve">Step 2</w:t>
+      </w:r>
+      <w:r>
+        <w:rPr>
+          <w:rFonts w:ascii="Avenir Next" w:hAnsi="Avenir Next" w:cs="Avenir Next" w:eastAsia="Avenir Next"/>
+          <w:color w:val="1A1A1A"/>
           <w:sz w:val="18"/>
           <w:szCs w:val="18"/>
         </w:rPr>
-        <w:t xml:space="preserve">Step 2</w:t>
-      </w:r>
-      <w:r>
-        <w:rPr>
-          <w:rFonts w:ascii="Avenir Next" w:hAnsi="Avenir Next" w:cs="Avenir Next" w:eastAsia="Avenir Next"/>
-          <w:color w:val="1A1A1A"/>
-          <w:sz w:val="18"/>
-          <w:szCs w:val="18"/>
-        </w:rPr>
         <w:tab/>
       </w:r>
       <w:r>
@@ -1098,7 +1107,7 @@
         <w:rPr>
           <w:rFonts w:ascii="Avenir Next" w:hAnsi="Avenir Next" w:cs="Avenir Next" w:eastAsia="Avenir Next"/>
           <w:color w:val="1A1A1A"/>
-          <w:sz w:val="21"/>
+          <w:sz w:val="22"/>
           <w:szCs w:val="21"/>
         </w:rPr>
         <w:t xml:space="preserve"> people chose green.</w:t>
@@ -1118,28 +1127,47 @@
           <w:rFonts w:ascii="Avenir Next" w:hAnsi="Avenir Next" w:cs="Avenir Next" w:eastAsia="Avenir Next"/>
           <w:b/>
           <w:color w:val="003A70"/>
+          <w:sz w:val="22"/>
+          <w:szCs w:val="18"/>
+        </w:rPr>
+        <w:t xml:space="preserve">Step 3</w:t>
+      </w:r>
+      <w:r>
+        <w:rPr>
+          <w:rFonts w:ascii="Avenir Next" w:hAnsi="Avenir Next" w:cs="Avenir Next" w:eastAsia="Avenir Next"/>
+          <w:color w:val="1A1A1A"/>
           <w:sz w:val="18"/>
           <w:szCs w:val="18"/>
         </w:rPr>
-        <w:t xml:space="preserve">Step 3</w:t>
-      </w:r>
-      <w:r>
-        <w:rPr>
-          <w:rFonts w:ascii="Avenir Next" w:hAnsi="Avenir Next" w:cs="Avenir Next" w:eastAsia="Avenir Next"/>
-          <w:color w:val="1A1A1A"/>
-          <w:sz w:val="18"/>
-          <w:szCs w:val="18"/>
-        </w:rPr>
         <w:tab/>
       </w:r>
       <w:r>
         <w:rPr>
           <w:rFonts w:ascii="Avenir Next" w:hAnsi="Avenir Next" w:cs="Avenir Next" w:eastAsia="Avenir Next"/>
           <w:color w:val="1A1A1A"/>
+          <w:sz w:val="22"/>
+          <w:szCs w:val="21"/>
+        </w:rPr>
+        <w:t xml:space="preserve">Add: </w:t>
+      </w:r>
+      <w:r>
+        <w:rPr>
+          <w:rFonts w:ascii="Avenir Next" w:hAnsi="Avenir Next" w:cs="Avenir Next" w:eastAsia="Avenir Next"/>
+          <w:color w:val="1A1A1A"/>
           <w:sz w:val="21"/>
           <w:szCs w:val="21"/>
-        </w:rPr>
-        <w:t xml:space="preserve">Add: </w:t>
+          <w:u w:val="single"/>
+        </w:rPr>
+        <w:t xml:space="preserve">                </w:t>
+      </w:r>
+      <w:r>
+        <w:rPr>
+          <w:rFonts w:ascii="Avenir Next" w:hAnsi="Avenir Next" w:cs="Avenir Next" w:eastAsia="Avenir Next"/>
+          <w:color w:val="1A1A1A"/>
+          <w:sz w:val="22"/>
+          <w:szCs w:val="21"/>
+        </w:rPr>
+        <w:t xml:space="preserve"> + </w:t>
       </w:r>
       <w:r>
         <w:rPr>
@@ -1155,8 +1183,27 @@
         <w:rPr>
           <w:rFonts w:ascii="Avenir Next" w:hAnsi="Avenir Next" w:cs="Avenir Next" w:eastAsia="Avenir Next"/>
           <w:color w:val="1A1A1A"/>
+          <w:sz w:val="22"/>
+          <w:szCs w:val="21"/>
+        </w:rPr>
+        <w:t xml:space="preserve"> + </w:t>
+      </w:r>
+      <w:r>
+        <w:rPr>
+          <w:rFonts w:ascii="Avenir Next" w:hAnsi="Avenir Next" w:cs="Avenir Next" w:eastAsia="Avenir Next"/>
+          <w:color w:val="1A1A1A"/>
           <w:sz w:val="21"/>
           <w:szCs w:val="21"/>
+          <w:u w:val="single"/>
+        </w:rPr>
+        <w:t xml:space="preserve">                </w:t>
+      </w:r>
+      <w:r>
+        <w:rPr>
+          <w:rFonts w:ascii="Avenir Next" w:hAnsi="Avenir Next" w:cs="Avenir Next" w:eastAsia="Avenir Next"/>
+          <w:color w:val="1A1A1A"/>
+          <w:sz w:val="22"/>
+          <w:szCs w:val="21"/>
         </w:rPr>
         <w:t xml:space="preserve"> + </w:t>
       </w:r>
@@ -1174,17 +1221,17 @@
         <w:rPr>
           <w:rFonts w:ascii="Avenir Next" w:hAnsi="Avenir Next" w:cs="Avenir Next" w:eastAsia="Avenir Next"/>
           <w:color w:val="1A1A1A"/>
+          <w:sz w:val="22"/>
+          <w:szCs w:val="21"/>
+        </w:rPr>
+        <w:t xml:space="preserve"> = </w:t>
+      </w:r>
+      <w:r>
+        <w:rPr>
+          <w:rFonts w:ascii="Avenir Next" w:hAnsi="Avenir Next" w:cs="Avenir Next" w:eastAsia="Avenir Next"/>
+          <w:color w:val="1A1A1A"/>
           <w:sz w:val="21"/>
           <w:szCs w:val="21"/>
-        </w:rPr>
-        <w:t xml:space="preserve"> + </w:t>
-      </w:r>
-      <w:r>
-        <w:rPr>
-          <w:rFonts w:ascii="Avenir Next" w:hAnsi="Avenir Next" w:cs="Avenir Next" w:eastAsia="Avenir Next"/>
-          <w:color w:val="1A1A1A"/>
-          <w:sz w:val="21"/>
-          <w:szCs w:val="21"/>
           <w:u w:val="single"/>
         </w:rPr>
         <w:t xml:space="preserve">                </w:t>
@@ -1193,45 +1240,7 @@
         <w:rPr>
           <w:rFonts w:ascii="Avenir Next" w:hAnsi="Avenir Next" w:cs="Avenir Next" w:eastAsia="Avenir Next"/>
           <w:color w:val="1A1A1A"/>
-          <w:sz w:val="21"/>
-          <w:szCs w:val="21"/>
-        </w:rPr>
-        <w:t xml:space="preserve"> + </w:t>
-      </w:r>
-      <w:r>
-        <w:rPr>
-          <w:rFonts w:ascii="Avenir Next" w:hAnsi="Avenir Next" w:cs="Avenir Next" w:eastAsia="Avenir Next"/>
-          <w:color w:val="1A1A1A"/>
-          <w:sz w:val="21"/>
-          <w:szCs w:val="21"/>
-          <w:u w:val="single"/>
-        </w:rPr>
-        <w:t xml:space="preserve">                </w:t>
-      </w:r>
-      <w:r>
-        <w:rPr>
-          <w:rFonts w:ascii="Avenir Next" w:hAnsi="Avenir Next" w:cs="Avenir Next" w:eastAsia="Avenir Next"/>
-          <w:color w:val="1A1A1A"/>
-          <w:sz w:val="21"/>
-          <w:szCs w:val="21"/>
-        </w:rPr>
-        <w:t xml:space="preserve"> = </w:t>
-      </w:r>
-      <w:r>
-        <w:rPr>
-          <w:rFonts w:ascii="Avenir Next" w:hAnsi="Avenir Next" w:cs="Avenir Next" w:eastAsia="Avenir Next"/>
-          <w:color w:val="1A1A1A"/>
-          <w:sz w:val="21"/>
-          <w:szCs w:val="21"/>
-          <w:u w:val="single"/>
-        </w:rPr>
-        <w:t xml:space="preserve">                </w:t>
-      </w:r>
-      <w:r>
-        <w:rPr>
-          <w:rFonts w:ascii="Avenir Next" w:hAnsi="Avenir Next" w:cs="Avenir Next" w:eastAsia="Avenir Next"/>
-          <w:color w:val="1A1A1A"/>
-          <w:sz w:val="21"/>
+          <w:sz w:val="22"/>
           <w:szCs w:val="21"/>
         </w:rPr>
         <w:t xml:space="preserve"> people.</w:t>
@@ -1244,6 +1253,7 @@
     </w:p>
     <w:p>
       <w:pPr>
+        <w:pStyle w:val="Heading2"/>
         <w:keepNext/>
         <w:pBdr>
           <w:bottom w:val="single" w:sz="8" w:space="3" w:color="003A70"/>
@@ -1259,7 +1269,7 @@
           <w:b/>
           <w:color w:val="003A70"/>
           <w:spacing w:val="14"/>
-          <w:sz w:val="19"/>
+          <w:sz w:val="22"/>
           <w:szCs w:val="19"/>
         </w:rPr>
         <w:t xml:space="preserve">YOUR TURN</w:t>
@@ -1278,7 +1288,7 @@
           <w:rFonts w:ascii="Avenir Next" w:hAnsi="Avenir Next" w:cs="Avenir Next" w:eastAsia="Avenir Next"/>
           <w:i/>
           <w:color w:val="5A5F66"/>
-          <w:sz w:val="17"/>
+          <w:sz w:val="22"/>
           <w:szCs w:val="17"/>
         </w:rPr>
         <w:t xml:space="preserve">use the steps on your own</w:t>
@@ -1450,7 +1460,7 @@
                       <w:szCs w:val="22"/>
                       <w:u w:val="single"/>
                     </w:rPr>
-                    <w:t xml:space="preserve">        </w:t>
+                    <w:t xml:space="preserve">            </w:t>
                   </w:r>
                 </w:p>
               </w:tc>
@@ -1512,7 +1522,7 @@
                       <w:szCs w:val="22"/>
                       <w:u w:val="single"/>
                     </w:rPr>
-                    <w:t xml:space="preserve">        </w:t>
+                    <w:t xml:space="preserve">            </w:t>
                   </w:r>
                 </w:p>
               </w:tc>
@@ -1574,7 +1584,7 @@
                       <w:szCs w:val="22"/>
                       <w:u w:val="single"/>
                     </w:rPr>
-                    <w:t xml:space="preserve">        </w:t>
+                    <w:t xml:space="preserve">            </w:t>
                   </w:r>
                 </w:p>
               </w:tc>
@@ -1642,7 +1652,7 @@
                       <w:szCs w:val="22"/>
                       <w:u w:val="single"/>
                     </w:rPr>
-                    <w:t xml:space="preserve">        </w:t>
+                    <w:t xml:space="preserve">            </w:t>
                   </w:r>
                 </w:p>
               </w:tc>
@@ -1704,7 +1714,7 @@
                       <w:szCs w:val="22"/>
                       <w:u w:val="single"/>
                     </w:rPr>
-                    <w:t xml:space="preserve">        </w:t>
+                    <w:t xml:space="preserve">            </w:t>
                   </w:r>
                 </w:p>
               </w:tc>
@@ -1766,7 +1776,7 @@
                       <w:szCs w:val="22"/>
                       <w:u w:val="single"/>
                     </w:rPr>
-                    <w:t xml:space="preserve">        </w:t>
+                    <w:t xml:space="preserve">            </w:t>
                   </w:r>
                 </w:p>
               </w:tc>
@@ -1789,7 +1799,7 @@
       <w:pPr>
         <w:pageBreakBefore/>
         <w:keepNext/>
-        <w:spacing w:before="0" w:after="12" w:line="264" w:lineRule="auto"/>
+        <w:spacing w:before="0" w:after="10" w:line="252" w:lineRule="auto"/>
       </w:pPr>
       <w:r>
         <w:rPr>
@@ -1798,7 +1808,7 @@
           <w:caps/>
           <w:color w:val="003A70"/>
           <w:spacing w:val="12"/>
-          <w:sz w:val="19"/>
+          <w:sz w:val="22"/>
           <w:szCs w:val="19"/>
         </w:rPr>
         <w:t xml:space="preserve">Lesson 2-1  ·  Session 1  ·  Prerequisite Practice B  ·  Skill 2 of 2</w:t>
@@ -1806,8 +1816,9 @@
     </w:p>
     <w:p>
       <w:pPr>
+        <w:pStyle w:val="Heading1"/>
         <w:keepNext/>
-        <w:spacing w:before="0" w:after="10" w:line="240" w:lineRule="auto"/>
+        <w:spacing w:before="0" w:after="8" w:line="240" w:lineRule="auto"/>
       </w:pPr>
       <w:r>
         <w:rPr>
@@ -1825,13 +1836,13 @@
         <w:pBdr>
           <w:bottom w:val="single" w:sz="4" w:space="5" w:color="C9CDD2"/>
         </w:pBdr>
-        <w:spacing w:before="0" w:after="60" w:line="264" w:lineRule="auto"/>
+        <w:spacing w:before="0" w:after="51" w:line="252" w:lineRule="auto"/>
       </w:pPr>
       <w:r>
         <w:rPr>
           <w:rFonts w:ascii="Avenir Next" w:hAnsi="Avenir Next" w:cs="Avenir Next" w:eastAsia="Avenir Next"/>
           <w:color w:val="5A5F66"/>
-          <w:sz w:val="17"/>
+          <w:sz w:val="22"/>
           <w:szCs w:val="17"/>
         </w:rPr>
         <w:t xml:space="preserve">Builds on Grade 5 · 5.MD.B.2</w:t>
@@ -1874,7 +1885,8 @@
           </w:tcPr>
           <w:p>
             <w:pPr>
-              <w:spacing w:before="0" w:after="0" w:line="252" w:lineRule="auto"/>
+              <w:pStyle w:val="Heading2"/>
+              <w:spacing w:before="0" w:after="0" w:line="246" w:lineRule="auto"/>
             </w:pPr>
             <w:r>
               <w:rPr>
@@ -1897,13 +1909,13 @@
           </w:tcPr>
           <w:p>
             <w:pPr>
-              <w:spacing w:before="0" w:after="0" w:line="264" w:lineRule="auto"/>
+              <w:spacing w:before="0" w:after="0" w:line="252" w:lineRule="auto"/>
             </w:pPr>
             <w:r>
               <w:rPr>
                 <w:rFonts w:ascii="Avenir Next" w:hAnsi="Avenir Next" w:cs="Avenir Next" w:eastAsia="Avenir Next"/>
                 <w:color w:val="1A1A1A"/>
-                <w:sz w:val="20"/>
+                <w:sz w:val="22"/>
                 <w:szCs w:val="20"/>
               </w:rPr>
               <w:t xml:space="preserve">Each dot is one answer. If 6 has 5 dots, then 5 people answered 6.</w:t>
@@ -1923,7 +1935,8 @@
           </w:tcPr>
           <w:p>
             <w:pPr>
-              <w:spacing w:before="0" w:after="0" w:line="252" w:lineRule="auto"/>
+              <w:pStyle w:val="Heading2"/>
+              <w:spacing w:before="0" w:after="0" w:line="246" w:lineRule="auto"/>
             </w:pPr>
             <w:r>
               <w:rPr>
@@ -1946,13 +1959,13 @@
           </w:tcPr>
           <w:p>
             <w:pPr>
-              <w:spacing w:before="0" w:after="0" w:line="264" w:lineRule="auto"/>
+              <w:spacing w:before="0" w:after="0" w:line="252" w:lineRule="auto"/>
             </w:pPr>
             <w:r>
               <w:rPr>
                 <w:rFonts w:ascii="Avenir Next" w:hAnsi="Avenir Next" w:cs="Avenir Next" w:eastAsia="Avenir Next"/>
                 <w:color w:val="1A1A1A"/>
-                <w:sz w:val="20"/>
+                <w:sz w:val="22"/>
                 <w:szCs w:val="20"/>
               </w:rPr>
               <w:t xml:space="preserve">Count the dots above a number, then all the dots.  </w:t>
@@ -1962,7 +1975,7 @@
                 <w:rFonts w:ascii="Avenir Next" w:hAnsi="Avenir Next" w:cs="Avenir Next" w:eastAsia="Avenir Next"/>
                 <w:b/>
                 <w:color w:val="1A1A1A"/>
-                <w:sz w:val="20"/>
+                <w:sz w:val="22"/>
                 <w:szCs w:val="20"/>
               </w:rPr>
               <w:t xml:space="preserve">You will use it in Session 2 Practice Form A, problems 3 and 4.</w:t>
@@ -1973,6 +1986,7 @@
     </w:tbl>
     <w:p>
       <w:pPr>
+        <w:pStyle w:val="Heading2"/>
         <w:keepNext/>
         <w:pBdr>
           <w:bottom w:val="single" w:sz="8" w:space="3" w:color="003A70"/>
@@ -1980,7 +1994,7 @@
         <w:tabs>
           <w:tab w:val="right" w:pos="9504"/>
         </w:tabs>
-        <w:spacing w:before="50" w:after="36" w:line="240" w:lineRule="auto"/>
+        <w:spacing w:before="42" w:after="31" w:line="240" w:lineRule="auto"/>
       </w:pPr>
       <w:r>
         <w:rPr>
@@ -1988,7 +2002,7 @@
           <w:b/>
           <w:color w:val="003A70"/>
           <w:spacing w:val="14"/>
-          <w:sz w:val="19"/>
+          <w:sz w:val="22"/>
           <w:szCs w:val="19"/>
         </w:rPr>
         <w:t xml:space="preserve">STEPS TO FOLLOW</w:t>
@@ -2007,7 +2021,7 @@
           <w:rFonts w:ascii="Avenir Next" w:hAnsi="Avenir Next" w:cs="Avenir Next" w:eastAsia="Avenir Next"/>
           <w:i/>
           <w:color w:val="5A5F66"/>
-          <w:sz w:val="17"/>
+          <w:sz w:val="22"/>
           <w:szCs w:val="17"/>
         </w:rPr>
         <w:t xml:space="preserve">use these same steps on every problem</w:t>
@@ -2049,6 +2063,7 @@
           </w:tcPr>
           <w:p>
             <w:pPr>
+              <w:pStyle w:val="Heading1"/>
               <w:spacing w:before="0" w:after="0" w:line="240" w:lineRule="auto"/>
               <w:jc w:val="center"/>
             </w:pPr>
@@ -2071,13 +2086,13 @@
           </w:tcPr>
           <w:p>
             <w:pPr>
-              <w:spacing w:before="0" w:after="0" w:line="264" w:lineRule="auto"/>
+              <w:spacing w:before="0" w:after="0" w:line="252" w:lineRule="auto"/>
             </w:pPr>
             <w:r>
               <w:rPr>
                 <w:rFonts w:ascii="Avenir Next" w:hAnsi="Avenir Next" w:cs="Avenir Next" w:eastAsia="Avenir Next"/>
                 <w:color w:val="1A1A1A"/>
-                <w:sz w:val="21"/>
+                <w:sz w:val="22"/>
                 <w:szCs w:val="21"/>
               </w:rPr>
               <w:t xml:space="preserve">Find the </w:t>
@@ -2087,7 +2102,7 @@
                 <w:rFonts w:ascii="Avenir Next" w:hAnsi="Avenir Next" w:cs="Avenir Next" w:eastAsia="Avenir Next"/>
                 <w:b/>
                 <w:color w:val="1A1A1A"/>
-                <w:sz w:val="21"/>
+                <w:sz w:val="22"/>
                 <w:szCs w:val="21"/>
               </w:rPr>
               <w:t xml:space="preserve">number</w:t>
@@ -2096,7 +2111,7 @@
               <w:rPr>
                 <w:rFonts w:ascii="Avenir Next" w:hAnsi="Avenir Next" w:cs="Avenir Next" w:eastAsia="Avenir Next"/>
                 <w:color w:val="1A1A1A"/>
-                <w:sz w:val="21"/>
+                <w:sz w:val="22"/>
                 <w:szCs w:val="21"/>
               </w:rPr>
               <w:t xml:space="preserve"> on the line.</w:t>
@@ -2115,6 +2130,7 @@
           </w:tcPr>
           <w:p>
             <w:pPr>
+              <w:pStyle w:val="Heading1"/>
               <w:spacing w:before="0" w:after="0" w:line="240" w:lineRule="auto"/>
               <w:jc w:val="center"/>
             </w:pPr>
@@ -2137,13 +2153,13 @@
           </w:tcPr>
           <w:p>
             <w:pPr>
-              <w:spacing w:before="0" w:after="0" w:line="264" w:lineRule="auto"/>
+              <w:spacing w:before="0" w:after="0" w:line="252" w:lineRule="auto"/>
             </w:pPr>
             <w:r>
               <w:rPr>
                 <w:rFonts w:ascii="Avenir Next" w:hAnsi="Avenir Next" w:cs="Avenir Next" w:eastAsia="Avenir Next"/>
                 <w:color w:val="1A1A1A"/>
-                <w:sz w:val="21"/>
+                <w:sz w:val="22"/>
                 <w:szCs w:val="21"/>
               </w:rPr>
               <w:t xml:space="preserve">Count the </w:t>
@@ -2153,7 +2169,7 @@
                 <w:rFonts w:ascii="Avenir Next" w:hAnsi="Avenir Next" w:cs="Avenir Next" w:eastAsia="Avenir Next"/>
                 <w:b/>
                 <w:color w:val="1A1A1A"/>
-                <w:sz w:val="21"/>
+                <w:sz w:val="22"/>
                 <w:szCs w:val="21"/>
               </w:rPr>
               <w:t xml:space="preserve">dots</w:t>
@@ -2162,7 +2178,7 @@
               <w:rPr>
                 <w:rFonts w:ascii="Avenir Next" w:hAnsi="Avenir Next" w:cs="Avenir Next" w:eastAsia="Avenir Next"/>
                 <w:color w:val="1A1A1A"/>
-                <w:sz w:val="21"/>
+                <w:sz w:val="22"/>
                 <w:szCs w:val="21"/>
               </w:rPr>
               <w:t xml:space="preserve"> above it. Each dot is one answer.</w:t>
@@ -2181,6 +2197,7 @@
           </w:tcPr>
           <w:p>
             <w:pPr>
+              <w:pStyle w:val="Heading1"/>
               <w:spacing w:before="0" w:after="0" w:line="240" w:lineRule="auto"/>
               <w:jc w:val="center"/>
             </w:pPr>
@@ -2203,13 +2220,13 @@
           </w:tcPr>
           <w:p>
             <w:pPr>
-              <w:spacing w:before="0" w:after="0" w:line="264" w:lineRule="auto"/>
+              <w:spacing w:before="0" w:after="0" w:line="252" w:lineRule="auto"/>
             </w:pPr>
             <w:r>
               <w:rPr>
                 <w:rFonts w:ascii="Avenir Next" w:hAnsi="Avenir Next" w:cs="Avenir Next" w:eastAsia="Avenir Next"/>
                 <w:color w:val="1A1A1A"/>
-                <w:sz w:val="21"/>
+                <w:sz w:val="22"/>
                 <w:szCs w:val="21"/>
               </w:rPr>
               <w:t xml:space="preserve">Count </w:t>
@@ -2219,7 +2236,7 @@
                 <w:rFonts w:ascii="Avenir Next" w:hAnsi="Avenir Next" w:cs="Avenir Next" w:eastAsia="Avenir Next"/>
                 <w:b/>
                 <w:color w:val="1A1A1A"/>
-                <w:sz w:val="21"/>
+                <w:sz w:val="22"/>
                 <w:szCs w:val="21"/>
               </w:rPr>
               <w:t xml:space="preserve">all</w:t>
@@ -2228,7 +2245,7 @@
               <w:rPr>
                 <w:rFonts w:ascii="Avenir Next" w:hAnsi="Avenir Next" w:cs="Avenir Next" w:eastAsia="Avenir Next"/>
                 <w:color w:val="1A1A1A"/>
-                <w:sz w:val="21"/>
+                <w:sz w:val="22"/>
                 <w:szCs w:val="21"/>
               </w:rPr>
               <w:t xml:space="preserve"> the dots to find how many answered.</w:t>
@@ -2239,6 +2256,7 @@
     </w:tbl>
     <w:p>
       <w:pPr>
+        <w:pStyle w:val="Heading2"/>
         <w:keepNext/>
         <w:pBdr>
           <w:bottom w:val="single" w:sz="8" w:space="3" w:color="003A70"/>
@@ -2246,7 +2264,7 @@
         <w:tabs>
           <w:tab w:val="right" w:pos="9504"/>
         </w:tabs>
-        <w:spacing w:before="50" w:after="36" w:line="240" w:lineRule="auto"/>
+        <w:spacing w:before="42" w:after="31" w:line="240" w:lineRule="auto"/>
       </w:pPr>
       <w:r>
         <w:rPr>
@@ -2254,7 +2272,7 @@
           <w:b/>
           <w:color w:val="003A70"/>
           <w:spacing w:val="14"/>
-          <w:sz w:val="19"/>
+          <w:sz w:val="22"/>
           <w:szCs w:val="19"/>
         </w:rPr>
         <w:t xml:space="preserve">WATCH ME</w:t>
@@ -2273,7 +2291,7 @@
           <w:rFonts w:ascii="Avenir Next" w:hAnsi="Avenir Next" w:cs="Avenir Next" w:eastAsia="Avenir Next"/>
           <w:i/>
           <w:color w:val="5A5F66"/>
-          <w:sz w:val="17"/>
+          <w:sz w:val="22"/>
           <w:szCs w:val="17"/>
         </w:rPr>
         <w:t xml:space="preserve">the steps in action</w:t>
@@ -2315,14 +2333,14 @@
           </w:tcPr>
           <w:p>
             <w:pPr>
-              <w:spacing w:before="0" w:after="40" w:line="264" w:lineRule="auto"/>
+              <w:spacing w:before="0" w:after="34" w:line="252" w:lineRule="auto"/>
             </w:pPr>
             <w:r>
               <w:rPr>
                 <w:rFonts w:ascii="Avenir Next" w:hAnsi="Avenir Next" w:cs="Avenir Next" w:eastAsia="Avenir Next"/>
                 <w:b/>
                 <w:color w:val="1A1A1A"/>
-                <w:sz w:val="21"/>
+                <w:sz w:val="22"/>
                 <w:szCs w:val="21"/>
               </w:rPr>
               <w:t xml:space="preserve">How many have 3 pets? How many answered?</w:t>
@@ -2333,7 +2351,7 @@
               <w:tabs>
                 <w:tab w:val="left" w:pos="950"/>
               </w:tabs>
-              <w:spacing w:before="0" w:after="24" w:line="256" w:lineRule="auto"/>
+              <w:spacing w:before="0" w:after="20" w:line="248" w:lineRule="auto"/>
               <w:ind w:left="950" w:hanging="950"/>
             </w:pPr>
             <w:r>
@@ -2341,25 +2359,25 @@
                 <w:rFonts w:ascii="Avenir Next" w:hAnsi="Avenir Next" w:cs="Avenir Next" w:eastAsia="Avenir Next"/>
                 <w:b/>
                 <w:color w:val="003A70"/>
+                <w:sz w:val="22"/>
+                <w:szCs w:val="19"/>
+              </w:rPr>
+              <w:t xml:space="preserve">Step 1</w:t>
+            </w:r>
+            <w:r>
+              <w:rPr>
+                <w:rFonts w:ascii="Avenir Next" w:hAnsi="Avenir Next" w:cs="Avenir Next" w:eastAsia="Avenir Next"/>
+                <w:color w:val="1A1A1A"/>
                 <w:sz w:val="19"/>
                 <w:szCs w:val="19"/>
               </w:rPr>
-              <w:t xml:space="preserve">Step 1</w:t>
-            </w:r>
-            <w:r>
-              <w:rPr>
-                <w:rFonts w:ascii="Avenir Next" w:hAnsi="Avenir Next" w:cs="Avenir Next" w:eastAsia="Avenir Next"/>
-                <w:color w:val="1A1A1A"/>
-                <w:sz w:val="19"/>
-                <w:szCs w:val="19"/>
-              </w:rPr>
               <w:tab/>
             </w:r>
             <w:r>
               <w:rPr>
                 <w:rFonts w:ascii="Avenir Next" w:hAnsi="Avenir Next" w:cs="Avenir Next" w:eastAsia="Avenir Next"/>
                 <w:color w:val="1A1A1A"/>
-                <w:sz w:val="21"/>
+                <w:sz w:val="22"/>
                 <w:szCs w:val="21"/>
               </w:rPr>
               <w:t xml:space="preserve">Find 3 on the line.</w:t>
@@ -2370,7 +2388,7 @@
               <w:tabs>
                 <w:tab w:val="left" w:pos="950"/>
               </w:tabs>
-              <w:spacing w:before="0" w:after="24" w:line="256" w:lineRule="auto"/>
+              <w:spacing w:before="0" w:after="20" w:line="248" w:lineRule="auto"/>
               <w:ind w:left="950" w:hanging="950"/>
             </w:pPr>
             <w:r>
@@ -2378,25 +2396,25 @@
                 <w:rFonts w:ascii="Avenir Next" w:hAnsi="Avenir Next" w:cs="Avenir Next" w:eastAsia="Avenir Next"/>
                 <w:b/>
                 <w:color w:val="003A70"/>
+                <w:sz w:val="22"/>
+                <w:szCs w:val="19"/>
+              </w:rPr>
+              <w:t xml:space="preserve">Step 2</w:t>
+            </w:r>
+            <w:r>
+              <w:rPr>
+                <w:rFonts w:ascii="Avenir Next" w:hAnsi="Avenir Next" w:cs="Avenir Next" w:eastAsia="Avenir Next"/>
+                <w:color w:val="1A1A1A"/>
                 <w:sz w:val="19"/>
                 <w:szCs w:val="19"/>
               </w:rPr>
-              <w:t xml:space="preserve">Step 2</w:t>
-            </w:r>
-            <w:r>
-              <w:rPr>
-                <w:rFonts w:ascii="Avenir Next" w:hAnsi="Avenir Next" w:cs="Avenir Next" w:eastAsia="Avenir Next"/>
-                <w:color w:val="1A1A1A"/>
-                <w:sz w:val="19"/>
-                <w:szCs w:val="19"/>
-              </w:rPr>
               <w:tab/>
             </w:r>
             <w:r>
               <w:rPr>
                 <w:rFonts w:ascii="Avenir Next" w:hAnsi="Avenir Next" w:cs="Avenir Next" w:eastAsia="Avenir Next"/>
                 <w:color w:val="1A1A1A"/>
-                <w:sz w:val="21"/>
+                <w:sz w:val="22"/>
                 <w:szCs w:val="21"/>
               </w:rPr>
               <w:t xml:space="preserve">2 dots above 3. So 2 students have 3 pets.</w:t>
@@ -2407,7 +2425,7 @@
               <w:tabs>
                 <w:tab w:val="left" w:pos="950"/>
               </w:tabs>
-              <w:spacing w:before="0" w:after="24" w:line="256" w:lineRule="auto"/>
+              <w:spacing w:before="0" w:after="20" w:line="248" w:lineRule="auto"/>
               <w:ind w:left="950" w:hanging="950"/>
             </w:pPr>
             <w:r>
@@ -2415,25 +2433,25 @@
                 <w:rFonts w:ascii="Avenir Next" w:hAnsi="Avenir Next" w:cs="Avenir Next" w:eastAsia="Avenir Next"/>
                 <w:b/>
                 <w:color w:val="003A70"/>
+                <w:sz w:val="22"/>
+                <w:szCs w:val="19"/>
+              </w:rPr>
+              <w:t xml:space="preserve">Step 3</w:t>
+            </w:r>
+            <w:r>
+              <w:rPr>
+                <w:rFonts w:ascii="Avenir Next" w:hAnsi="Avenir Next" w:cs="Avenir Next" w:eastAsia="Avenir Next"/>
+                <w:color w:val="1A1A1A"/>
                 <w:sz w:val="19"/>
                 <w:szCs w:val="19"/>
               </w:rPr>
-              <w:t xml:space="preserve">Step 3</w:t>
-            </w:r>
-            <w:r>
-              <w:rPr>
-                <w:rFonts w:ascii="Avenir Next" w:hAnsi="Avenir Next" w:cs="Avenir Next" w:eastAsia="Avenir Next"/>
-                <w:color w:val="1A1A1A"/>
-                <w:sz w:val="19"/>
-                <w:szCs w:val="19"/>
-              </w:rPr>
               <w:tab/>
             </w:r>
             <w:r>
               <w:rPr>
                 <w:rFonts w:ascii="Avenir Next" w:hAnsi="Avenir Next" w:cs="Avenir Next" w:eastAsia="Avenir Next"/>
                 <w:color w:val="1A1A1A"/>
-                <w:sz w:val="21"/>
+                <w:sz w:val="22"/>
                 <w:szCs w:val="21"/>
               </w:rPr>
               <w:t xml:space="preserve">All dots: 1 + 2 + 2 + 1 = 6.</w:t>
@@ -2444,7 +2462,7 @@
               <w:tabs>
                 <w:tab w:val="left" w:pos="950"/>
               </w:tabs>
-              <w:spacing w:before="20" w:after="0" w:line="256" w:lineRule="auto"/>
+              <w:spacing w:before="17" w:after="0" w:line="248" w:lineRule="auto"/>
               <w:ind w:left="950" w:hanging="950"/>
             </w:pPr>
             <w:r>
@@ -2452,18 +2470,18 @@
                 <w:rFonts w:ascii="Avenir Next" w:hAnsi="Avenir Next" w:cs="Avenir Next" w:eastAsia="Avenir Next"/>
                 <w:b/>
                 <w:color w:val="1A1A1A"/>
+                <w:sz w:val="22"/>
+                <w:szCs w:val="21"/>
+              </w:rPr>
+              <w:t xml:space="preserve">Answer</w:t>
+            </w:r>
+            <w:r>
+              <w:rPr>
+                <w:rFonts w:ascii="Avenir Next" w:hAnsi="Avenir Next" w:cs="Avenir Next" w:eastAsia="Avenir Next"/>
+                <w:color w:val="1A1A1A"/>
                 <w:sz w:val="21"/>
                 <w:szCs w:val="21"/>
               </w:rPr>
-              <w:t xml:space="preserve">Answer</w:t>
-            </w:r>
-            <w:r>
-              <w:rPr>
-                <w:rFonts w:ascii="Avenir Next" w:hAnsi="Avenir Next" w:cs="Avenir Next" w:eastAsia="Avenir Next"/>
-                <w:color w:val="1A1A1A"/>
-                <w:sz w:val="21"/>
-                <w:szCs w:val="21"/>
-              </w:rPr>
               <w:tab/>
             </w:r>
             <w:r>
@@ -2471,7 +2489,7 @@
                 <w:rFonts w:ascii="Avenir Next" w:hAnsi="Avenir Next" w:cs="Avenir Next" w:eastAsia="Avenir Next"/>
                 <w:b/>
                 <w:color w:val="1A1A1A"/>
-                <w:sz w:val="21"/>
+                <w:sz w:val="22"/>
                 <w:szCs w:val="21"/>
               </w:rPr>
               <w:t xml:space="preserve">2 students; 6 in all.</w:t>
@@ -2485,14 +2503,14 @@
           </w:tcPr>
           <w:p>
             <w:pPr>
-              <w:spacing w:before="0" w:after="0" w:line="264" w:lineRule="auto"/>
+              <w:spacing w:before="0" w:after="0" w:line="252" w:lineRule="auto"/>
               <w:jc w:val="right"/>
             </w:pPr>
             <w:r>
               <w:drawing>
                 <wp:inline distT="0" distB="0" distL="0" distR="0">
                   <wp:extent cx="2743200" cy="859536"/>
-                  <wp:docPr id="1" name="Figure 1"/>
+                  <wp:docPr id="1" name="Figure 1" descr="Dot plot. Horizontal axis: values, 0 to 5, ticks every 1. Dots by value: 1: 1; 2: 2; 3: 2; 4: 1"/>
                   <a:graphic xmlns:a="http://schemas.openxmlformats.org/drawingml/2006/main">
                     <a:graphicData uri="http://schemas.openxmlformats.org/drawingml/2006/picture">
                       <pic:pic xmlns:pic="http://schemas.openxmlformats.org/drawingml/2006/picture">
@@ -2532,6 +2550,7 @@
     </w:p>
     <w:p>
       <w:pPr>
+        <w:pStyle w:val="Heading2"/>
         <w:keepNext/>
         <w:pBdr>
           <w:bottom w:val="single" w:sz="8" w:space="3" w:color="003A70"/>
@@ -2539,7 +2558,7 @@
         <w:tabs>
           <w:tab w:val="right" w:pos="9504"/>
         </w:tabs>
-        <w:spacing w:before="50" w:after="36" w:line="240" w:lineRule="auto"/>
+        <w:spacing w:before="42" w:after="31" w:line="240" w:lineRule="auto"/>
       </w:pPr>
       <w:r>
         <w:rPr>
@@ -2547,7 +2566,7 @@
           <w:b/>
           <w:color w:val="003A70"/>
           <w:spacing w:val="14"/>
-          <w:sz w:val="19"/>
+          <w:sz w:val="22"/>
           <w:szCs w:val="19"/>
         </w:rPr>
         <w:t xml:space="preserve">TRY IT WITH HELP</w:t>
@@ -2566,7 +2585,7 @@
           <w:rFonts w:ascii="Avenir Next" w:hAnsi="Avenir Next" w:cs="Avenir Next" w:eastAsia="Avenir Next"/>
           <w:i/>
           <w:color w:val="5A5F66"/>
-          <w:sz w:val="17"/>
+          <w:sz w:val="22"/>
           <w:szCs w:val="17"/>
         </w:rPr>
         <w:t xml:space="preserve">fill in each step</w:t>
@@ -2578,7 +2597,7 @@
         <w:tabs>
           <w:tab w:val="left" w:pos="432"/>
         </w:tabs>
-        <w:spacing w:before="90" w:after="40" w:line="268" w:lineRule="auto"/>
+        <w:spacing w:before="76" w:after="34" w:line="254" w:lineRule="auto"/>
         <w:ind w:left="432" w:hanging="432"/>
       </w:pPr>
       <w:r>
@@ -2616,7 +2635,7 @@
         <w:tabs>
           <w:tab w:val="left" w:pos="1300"/>
         </w:tabs>
-        <w:spacing w:before="0" w:after="24" w:line="272" w:lineRule="auto"/>
+        <w:spacing w:before="0" w:after="20" w:line="256" w:lineRule="auto"/>
         <w:ind w:left="1300" w:hanging="868"/>
       </w:pPr>
       <w:r>
@@ -2624,35 +2643,35 @@
           <w:rFonts w:ascii="Avenir Next" w:hAnsi="Avenir Next" w:cs="Avenir Next" w:eastAsia="Avenir Next"/>
           <w:b/>
           <w:color w:val="003A70"/>
+          <w:sz w:val="22"/>
+          <w:szCs w:val="18"/>
+        </w:rPr>
+        <w:t xml:space="preserve">Step 1</w:t>
+      </w:r>
+      <w:r>
+        <w:rPr>
+          <w:rFonts w:ascii="Avenir Next" w:hAnsi="Avenir Next" w:cs="Avenir Next" w:eastAsia="Avenir Next"/>
+          <w:color w:val="1A1A1A"/>
           <w:sz w:val="18"/>
           <w:szCs w:val="18"/>
         </w:rPr>
-        <w:t xml:space="preserve">Step 1</w:t>
-      </w:r>
-      <w:r>
-        <w:rPr>
-          <w:rFonts w:ascii="Avenir Next" w:hAnsi="Avenir Next" w:cs="Avenir Next" w:eastAsia="Avenir Next"/>
-          <w:color w:val="1A1A1A"/>
-          <w:sz w:val="18"/>
-          <w:szCs w:val="18"/>
-        </w:rPr>
         <w:tab/>
       </w:r>
       <w:r>
         <w:rPr>
           <w:rFonts w:ascii="Avenir Next" w:hAnsi="Avenir Next" w:cs="Avenir Next" w:eastAsia="Avenir Next"/>
           <w:color w:val="1A1A1A"/>
+          <w:sz w:val="22"/>
+          <w:szCs w:val="21"/>
+        </w:rPr>
+        <w:t xml:space="preserve">Find </w:t>
+      </w:r>
+      <w:r>
+        <w:rPr>
+          <w:rFonts w:ascii="Avenir Next" w:hAnsi="Avenir Next" w:cs="Avenir Next" w:eastAsia="Avenir Next"/>
+          <w:color w:val="1A1A1A"/>
           <w:sz w:val="21"/>
           <w:szCs w:val="21"/>
-        </w:rPr>
-        <w:t xml:space="preserve">Find </w:t>
-      </w:r>
-      <w:r>
-        <w:rPr>
-          <w:rFonts w:ascii="Avenir Next" w:hAnsi="Avenir Next" w:cs="Avenir Next" w:eastAsia="Avenir Next"/>
-          <w:color w:val="1A1A1A"/>
-          <w:sz w:val="21"/>
-          <w:szCs w:val="21"/>
           <w:u w:val="single"/>
         </w:rPr>
         <w:t xml:space="preserve">                </w:t>
@@ -2661,7 +2680,7 @@
         <w:rPr>
           <w:rFonts w:ascii="Avenir Next" w:hAnsi="Avenir Next" w:cs="Avenir Next" w:eastAsia="Avenir Next"/>
           <w:color w:val="1A1A1A"/>
-          <w:sz w:val="21"/>
+          <w:sz w:val="22"/>
           <w:szCs w:val="21"/>
         </w:rPr>
         <w:t xml:space="preserve"> on the line.</w:t>
@@ -2673,7 +2692,7 @@
         <w:tabs>
           <w:tab w:val="left" w:pos="1300"/>
         </w:tabs>
-        <w:spacing w:before="0" w:after="24" w:line="272" w:lineRule="auto"/>
+        <w:spacing w:before="0" w:after="20" w:line="256" w:lineRule="auto"/>
         <w:ind w:left="1300" w:hanging="868"/>
       </w:pPr>
       <w:r>
@@ -2681,28 +2700,47 @@
           <w:rFonts w:ascii="Avenir Next" w:hAnsi="Avenir Next" w:cs="Avenir Next" w:eastAsia="Avenir Next"/>
           <w:b/>
           <w:color w:val="003A70"/>
+          <w:sz w:val="22"/>
+          <w:szCs w:val="18"/>
+        </w:rPr>
+        <w:t xml:space="preserve">Step 2</w:t>
+      </w:r>
+      <w:r>
+        <w:rPr>
+          <w:rFonts w:ascii="Avenir Next" w:hAnsi="Avenir Next" w:cs="Avenir Next" w:eastAsia="Avenir Next"/>
+          <w:color w:val="1A1A1A"/>
           <w:sz w:val="18"/>
           <w:szCs w:val="18"/>
         </w:rPr>
-        <w:t xml:space="preserve">Step 2</w:t>
-      </w:r>
-      <w:r>
-        <w:rPr>
-          <w:rFonts w:ascii="Avenir Next" w:hAnsi="Avenir Next" w:cs="Avenir Next" w:eastAsia="Avenir Next"/>
-          <w:color w:val="1A1A1A"/>
-          <w:sz w:val="18"/>
-          <w:szCs w:val="18"/>
-        </w:rPr>
         <w:tab/>
       </w:r>
       <w:r>
         <w:rPr>
           <w:rFonts w:ascii="Avenir Next" w:hAnsi="Avenir Next" w:cs="Avenir Next" w:eastAsia="Avenir Next"/>
           <w:color w:val="1A1A1A"/>
+          <w:sz w:val="22"/>
+          <w:szCs w:val="21"/>
+        </w:rPr>
+        <w:t xml:space="preserve">There are </w:t>
+      </w:r>
+      <w:r>
+        <w:rPr>
+          <w:rFonts w:ascii="Avenir Next" w:hAnsi="Avenir Next" w:cs="Avenir Next" w:eastAsia="Avenir Next"/>
+          <w:color w:val="1A1A1A"/>
           <w:sz w:val="21"/>
           <w:szCs w:val="21"/>
-        </w:rPr>
-        <w:t xml:space="preserve">There are </w:t>
+          <w:u w:val="single"/>
+        </w:rPr>
+        <w:t xml:space="preserve">                </w:t>
+      </w:r>
+      <w:r>
+        <w:rPr>
+          <w:rFonts w:ascii="Avenir Next" w:hAnsi="Avenir Next" w:cs="Avenir Next" w:eastAsia="Avenir Next"/>
+          <w:color w:val="1A1A1A"/>
+          <w:sz w:val="22"/>
+          <w:szCs w:val="21"/>
+        </w:rPr>
+        <w:t xml:space="preserve"> dots above 8. So </w:t>
       </w:r>
       <w:r>
         <w:rPr>
@@ -2718,26 +2756,7 @@
         <w:rPr>
           <w:rFonts w:ascii="Avenir Next" w:hAnsi="Avenir Next" w:cs="Avenir Next" w:eastAsia="Avenir Next"/>
           <w:color w:val="1A1A1A"/>
-          <w:sz w:val="21"/>
-          <w:szCs w:val="21"/>
-        </w:rPr>
-        <w:t xml:space="preserve"> dots above 8. So </w:t>
-      </w:r>
-      <w:r>
-        <w:rPr>
-          <w:rFonts w:ascii="Avenir Next" w:hAnsi="Avenir Next" w:cs="Avenir Next" w:eastAsia="Avenir Next"/>
-          <w:color w:val="1A1A1A"/>
-          <w:sz w:val="21"/>
-          <w:szCs w:val="21"/>
-          <w:u w:val="single"/>
-        </w:rPr>
-        <w:t xml:space="preserve">                </w:t>
-      </w:r>
-      <w:r>
-        <w:rPr>
-          <w:rFonts w:ascii="Avenir Next" w:hAnsi="Avenir Next" w:cs="Avenir Next" w:eastAsia="Avenir Next"/>
-          <w:color w:val="1A1A1A"/>
-          <w:sz w:val="21"/>
+          <w:sz w:val="22"/>
           <w:szCs w:val="21"/>
         </w:rPr>
         <w:t xml:space="preserve"> students chose 8.</w:t>
@@ -2749,7 +2768,7 @@
         <w:tabs>
           <w:tab w:val="left" w:pos="1300"/>
         </w:tabs>
-        <w:spacing w:before="0" w:after="24" w:line="272" w:lineRule="auto"/>
+        <w:spacing w:before="0" w:after="20" w:line="256" w:lineRule="auto"/>
         <w:ind w:left="1300" w:hanging="868"/>
       </w:pPr>
       <w:r>
@@ -2757,35 +2776,35 @@
           <w:rFonts w:ascii="Avenir Next" w:hAnsi="Avenir Next" w:cs="Avenir Next" w:eastAsia="Avenir Next"/>
           <w:b/>
           <w:color w:val="003A70"/>
+          <w:sz w:val="22"/>
+          <w:szCs w:val="18"/>
+        </w:rPr>
+        <w:t xml:space="preserve">Step 3</w:t>
+      </w:r>
+      <w:r>
+        <w:rPr>
+          <w:rFonts w:ascii="Avenir Next" w:hAnsi="Avenir Next" w:cs="Avenir Next" w:eastAsia="Avenir Next"/>
+          <w:color w:val="1A1A1A"/>
           <w:sz w:val="18"/>
           <w:szCs w:val="18"/>
         </w:rPr>
-        <w:t xml:space="preserve">Step 3</w:t>
-      </w:r>
-      <w:r>
-        <w:rPr>
-          <w:rFonts w:ascii="Avenir Next" w:hAnsi="Avenir Next" w:cs="Avenir Next" w:eastAsia="Avenir Next"/>
-          <w:color w:val="1A1A1A"/>
-          <w:sz w:val="18"/>
-          <w:szCs w:val="18"/>
-        </w:rPr>
         <w:tab/>
       </w:r>
       <w:r>
         <w:rPr>
           <w:rFonts w:ascii="Avenir Next" w:hAnsi="Avenir Next" w:cs="Avenir Next" w:eastAsia="Avenir Next"/>
           <w:color w:val="1A1A1A"/>
+          <w:sz w:val="22"/>
+          <w:szCs w:val="21"/>
+        </w:rPr>
+        <w:t xml:space="preserve">All dots: 4 + 3 = </w:t>
+      </w:r>
+      <w:r>
+        <w:rPr>
+          <w:rFonts w:ascii="Avenir Next" w:hAnsi="Avenir Next" w:cs="Avenir Next" w:eastAsia="Avenir Next"/>
+          <w:color w:val="1A1A1A"/>
           <w:sz w:val="21"/>
           <w:szCs w:val="21"/>
-        </w:rPr>
-        <w:t xml:space="preserve">All dots: 4 + 3 = </w:t>
-      </w:r>
-      <w:r>
-        <w:rPr>
-          <w:rFonts w:ascii="Avenir Next" w:hAnsi="Avenir Next" w:cs="Avenir Next" w:eastAsia="Avenir Next"/>
-          <w:color w:val="1A1A1A"/>
-          <w:sz w:val="21"/>
-          <w:szCs w:val="21"/>
           <w:u w:val="single"/>
         </w:rPr>
         <w:t xml:space="preserve">                </w:t>
@@ -2794,7 +2813,7 @@
         <w:rPr>
           <w:rFonts w:ascii="Avenir Next" w:hAnsi="Avenir Next" w:cs="Avenir Next" w:eastAsia="Avenir Next"/>
           <w:color w:val="1A1A1A"/>
-          <w:sz w:val="21"/>
+          <w:sz w:val="22"/>
           <w:szCs w:val="21"/>
         </w:rPr>
         <w:t xml:space="preserve"> students.</w:t>
@@ -2811,7 +2830,7 @@
         <w:tabs>
           <w:tab w:val="left" w:pos="432"/>
         </w:tabs>
-        <w:spacing w:before="90" w:after="40" w:line="268" w:lineRule="auto"/>
+        <w:spacing w:before="76" w:after="34" w:line="254" w:lineRule="auto"/>
         <w:ind w:left="432" w:hanging="432"/>
       </w:pPr>
       <w:r>
@@ -2849,7 +2868,7 @@
         <w:tabs>
           <w:tab w:val="left" w:pos="1300"/>
         </w:tabs>
-        <w:spacing w:before="0" w:after="24" w:line="272" w:lineRule="auto"/>
+        <w:spacing w:before="0" w:after="20" w:line="256" w:lineRule="auto"/>
         <w:ind w:left="1300" w:hanging="868"/>
       </w:pPr>
       <w:r>
@@ -2857,35 +2876,35 @@
           <w:rFonts w:ascii="Avenir Next" w:hAnsi="Avenir Next" w:cs="Avenir Next" w:eastAsia="Avenir Next"/>
           <w:b/>
           <w:color w:val="003A70"/>
+          <w:sz w:val="22"/>
+          <w:szCs w:val="18"/>
+        </w:rPr>
+        <w:t xml:space="preserve">Step 1</w:t>
+      </w:r>
+      <w:r>
+        <w:rPr>
+          <w:rFonts w:ascii="Avenir Next" w:hAnsi="Avenir Next" w:cs="Avenir Next" w:eastAsia="Avenir Next"/>
+          <w:color w:val="1A1A1A"/>
           <w:sz w:val="18"/>
           <w:szCs w:val="18"/>
         </w:rPr>
-        <w:t xml:space="preserve">Step 1</w:t>
-      </w:r>
-      <w:r>
-        <w:rPr>
-          <w:rFonts w:ascii="Avenir Next" w:hAnsi="Avenir Next" w:cs="Avenir Next" w:eastAsia="Avenir Next"/>
-          <w:color w:val="1A1A1A"/>
-          <w:sz w:val="18"/>
-          <w:szCs w:val="18"/>
-        </w:rPr>
         <w:tab/>
       </w:r>
       <w:r>
         <w:rPr>
           <w:rFonts w:ascii="Avenir Next" w:hAnsi="Avenir Next" w:cs="Avenir Next" w:eastAsia="Avenir Next"/>
           <w:color w:val="1A1A1A"/>
+          <w:sz w:val="22"/>
+          <w:szCs w:val="21"/>
+        </w:rPr>
+        <w:t xml:space="preserve">Find each </w:t>
+      </w:r>
+      <w:r>
+        <w:rPr>
+          <w:rFonts w:ascii="Avenir Next" w:hAnsi="Avenir Next" w:cs="Avenir Next" w:eastAsia="Avenir Next"/>
+          <w:color w:val="1A1A1A"/>
           <w:sz w:val="21"/>
           <w:szCs w:val="21"/>
-        </w:rPr>
-        <w:t xml:space="preserve">Find each </w:t>
-      </w:r>
-      <w:r>
-        <w:rPr>
-          <w:rFonts w:ascii="Avenir Next" w:hAnsi="Avenir Next" w:cs="Avenir Next" w:eastAsia="Avenir Next"/>
-          <w:color w:val="1A1A1A"/>
-          <w:sz w:val="21"/>
-          <w:szCs w:val="21"/>
           <w:u w:val="single"/>
         </w:rPr>
         <w:t xml:space="preserve">                </w:t>
@@ -2894,7 +2913,7 @@
         <w:rPr>
           <w:rFonts w:ascii="Avenir Next" w:hAnsi="Avenir Next" w:cs="Avenir Next" w:eastAsia="Avenir Next"/>
           <w:color w:val="1A1A1A"/>
-          <w:sz w:val="21"/>
+          <w:sz w:val="22"/>
           <w:szCs w:val="21"/>
         </w:rPr>
         <w:t xml:space="preserve"> on the line.</w:t>
@@ -2906,7 +2925,7 @@
         <w:tabs>
           <w:tab w:val="left" w:pos="1300"/>
         </w:tabs>
-        <w:spacing w:before="0" w:after="24" w:line="272" w:lineRule="auto"/>
+        <w:spacing w:before="0" w:after="20" w:line="256" w:lineRule="auto"/>
         <w:ind w:left="1300" w:hanging="868"/>
       </w:pPr>
       <w:r>
@@ -2914,28 +2933,47 @@
           <w:rFonts w:ascii="Avenir Next" w:hAnsi="Avenir Next" w:cs="Avenir Next" w:eastAsia="Avenir Next"/>
           <w:b/>
           <w:color w:val="003A70"/>
+          <w:sz w:val="22"/>
+          <w:szCs w:val="18"/>
+        </w:rPr>
+        <w:t xml:space="preserve">Step 2</w:t>
+      </w:r>
+      <w:r>
+        <w:rPr>
+          <w:rFonts w:ascii="Avenir Next" w:hAnsi="Avenir Next" w:cs="Avenir Next" w:eastAsia="Avenir Next"/>
+          <w:color w:val="1A1A1A"/>
           <w:sz w:val="18"/>
           <w:szCs w:val="18"/>
         </w:rPr>
-        <w:t xml:space="preserve">Step 2</w:t>
-      </w:r>
-      <w:r>
-        <w:rPr>
-          <w:rFonts w:ascii="Avenir Next" w:hAnsi="Avenir Next" w:cs="Avenir Next" w:eastAsia="Avenir Next"/>
-          <w:color w:val="1A1A1A"/>
-          <w:sz w:val="18"/>
-          <w:szCs w:val="18"/>
-        </w:rPr>
         <w:tab/>
       </w:r>
       <w:r>
         <w:rPr>
           <w:rFonts w:ascii="Avenir Next" w:hAnsi="Avenir Next" w:cs="Avenir Next" w:eastAsia="Avenir Next"/>
           <w:color w:val="1A1A1A"/>
+          <w:sz w:val="22"/>
+          <w:szCs w:val="21"/>
+        </w:rPr>
+        <w:t xml:space="preserve">The stacks have </w:t>
+      </w:r>
+      <w:r>
+        <w:rPr>
+          <w:rFonts w:ascii="Avenir Next" w:hAnsi="Avenir Next" w:cs="Avenir Next" w:eastAsia="Avenir Next"/>
+          <w:color w:val="1A1A1A"/>
           <w:sz w:val="21"/>
           <w:szCs w:val="21"/>
-        </w:rPr>
-        <w:t xml:space="preserve">The stacks have </w:t>
+          <w:u w:val="single"/>
+        </w:rPr>
+        <w:t xml:space="preserve">                </w:t>
+      </w:r>
+      <w:r>
+        <w:rPr>
+          <w:rFonts w:ascii="Avenir Next" w:hAnsi="Avenir Next" w:cs="Avenir Next" w:eastAsia="Avenir Next"/>
+          <w:color w:val="1A1A1A"/>
+          <w:sz w:val="22"/>
+          <w:szCs w:val="21"/>
+        </w:rPr>
+        <w:t xml:space="preserve">, </w:t>
       </w:r>
       <w:r>
         <w:rPr>
@@ -2951,17 +2989,17 @@
         <w:rPr>
           <w:rFonts w:ascii="Avenir Next" w:hAnsi="Avenir Next" w:cs="Avenir Next" w:eastAsia="Avenir Next"/>
           <w:color w:val="1A1A1A"/>
+          <w:sz w:val="22"/>
+          <w:szCs w:val="21"/>
+        </w:rPr>
+        <w:t xml:space="preserve">, and </w:t>
+      </w:r>
+      <w:r>
+        <w:rPr>
+          <w:rFonts w:ascii="Avenir Next" w:hAnsi="Avenir Next" w:cs="Avenir Next" w:eastAsia="Avenir Next"/>
+          <w:color w:val="1A1A1A"/>
           <w:sz w:val="21"/>
           <w:szCs w:val="21"/>
-        </w:rPr>
-        <w:t xml:space="preserve">, </w:t>
-      </w:r>
-      <w:r>
-        <w:rPr>
-          <w:rFonts w:ascii="Avenir Next" w:hAnsi="Avenir Next" w:cs="Avenir Next" w:eastAsia="Avenir Next"/>
-          <w:color w:val="1A1A1A"/>
-          <w:sz w:val="21"/>
-          <w:szCs w:val="21"/>
           <w:u w:val="single"/>
         </w:rPr>
         <w:t xml:space="preserve">                </w:t>
@@ -2970,26 +3008,7 @@
         <w:rPr>
           <w:rFonts w:ascii="Avenir Next" w:hAnsi="Avenir Next" w:cs="Avenir Next" w:eastAsia="Avenir Next"/>
           <w:color w:val="1A1A1A"/>
-          <w:sz w:val="21"/>
-          <w:szCs w:val="21"/>
-        </w:rPr>
-        <w:t xml:space="preserve">, and </w:t>
-      </w:r>
-      <w:r>
-        <w:rPr>
-          <w:rFonts w:ascii="Avenir Next" w:hAnsi="Avenir Next" w:cs="Avenir Next" w:eastAsia="Avenir Next"/>
-          <w:color w:val="1A1A1A"/>
-          <w:sz w:val="21"/>
-          <w:szCs w:val="21"/>
-          <w:u w:val="single"/>
-        </w:rPr>
-        <w:t xml:space="preserve">                </w:t>
-      </w:r>
-      <w:r>
-        <w:rPr>
-          <w:rFonts w:ascii="Avenir Next" w:hAnsi="Avenir Next" w:cs="Avenir Next" w:eastAsia="Avenir Next"/>
-          <w:color w:val="1A1A1A"/>
-          <w:sz w:val="21"/>
+          <w:sz w:val="22"/>
           <w:szCs w:val="21"/>
         </w:rPr>
         <w:t xml:space="preserve"> dots.</w:t>
@@ -3001,7 +3020,7 @@
         <w:tabs>
           <w:tab w:val="left" w:pos="1300"/>
         </w:tabs>
-        <w:spacing w:before="0" w:after="24" w:line="272" w:lineRule="auto"/>
+        <w:spacing w:before="0" w:after="20" w:line="256" w:lineRule="auto"/>
         <w:ind w:left="1300" w:hanging="868"/>
       </w:pPr>
       <w:r>
@@ -3009,35 +3028,35 @@
           <w:rFonts w:ascii="Avenir Next" w:hAnsi="Avenir Next" w:cs="Avenir Next" w:eastAsia="Avenir Next"/>
           <w:b/>
           <w:color w:val="003A70"/>
+          <w:sz w:val="22"/>
+          <w:szCs w:val="18"/>
+        </w:rPr>
+        <w:t xml:space="preserve">Step 3</w:t>
+      </w:r>
+      <w:r>
+        <w:rPr>
+          <w:rFonts w:ascii="Avenir Next" w:hAnsi="Avenir Next" w:cs="Avenir Next" w:eastAsia="Avenir Next"/>
+          <w:color w:val="1A1A1A"/>
           <w:sz w:val="18"/>
           <w:szCs w:val="18"/>
         </w:rPr>
-        <w:t xml:space="preserve">Step 3</w:t>
-      </w:r>
-      <w:r>
-        <w:rPr>
-          <w:rFonts w:ascii="Avenir Next" w:hAnsi="Avenir Next" w:cs="Avenir Next" w:eastAsia="Avenir Next"/>
-          <w:color w:val="1A1A1A"/>
-          <w:sz w:val="18"/>
-          <w:szCs w:val="18"/>
-        </w:rPr>
         <w:tab/>
       </w:r>
       <w:r>
         <w:rPr>
           <w:rFonts w:ascii="Avenir Next" w:hAnsi="Avenir Next" w:cs="Avenir Next" w:eastAsia="Avenir Next"/>
           <w:color w:val="1A1A1A"/>
+          <w:sz w:val="22"/>
+          <w:szCs w:val="21"/>
+        </w:rPr>
+        <w:t xml:space="preserve">All dots: 2 + 5 + 1 = </w:t>
+      </w:r>
+      <w:r>
+        <w:rPr>
+          <w:rFonts w:ascii="Avenir Next" w:hAnsi="Avenir Next" w:cs="Avenir Next" w:eastAsia="Avenir Next"/>
+          <w:color w:val="1A1A1A"/>
           <w:sz w:val="21"/>
           <w:szCs w:val="21"/>
-        </w:rPr>
-        <w:t xml:space="preserve">All dots: 2 + 5 + 1 = </w:t>
-      </w:r>
-      <w:r>
-        <w:rPr>
-          <w:rFonts w:ascii="Avenir Next" w:hAnsi="Avenir Next" w:cs="Avenir Next" w:eastAsia="Avenir Next"/>
-          <w:color w:val="1A1A1A"/>
-          <w:sz w:val="21"/>
-          <w:szCs w:val="21"/>
           <w:u w:val="single"/>
         </w:rPr>
         <w:t xml:space="preserve">                </w:t>
@@ -3046,7 +3065,7 @@
         <w:rPr>
           <w:rFonts w:ascii="Avenir Next" w:hAnsi="Avenir Next" w:cs="Avenir Next" w:eastAsia="Avenir Next"/>
           <w:color w:val="1A1A1A"/>
-          <w:sz w:val="21"/>
+          <w:sz w:val="22"/>
           <w:szCs w:val="21"/>
         </w:rPr>
         <w:t xml:space="preserve"> students.</w:t>
@@ -3059,6 +3078,7 @@
     </w:p>
     <w:p>
       <w:pPr>
+        <w:pStyle w:val="Heading2"/>
         <w:keepNext/>
         <w:pBdr>
           <w:bottom w:val="single" w:sz="8" w:space="3" w:color="003A70"/>
@@ -3066,7 +3086,7 @@
         <w:tabs>
           <w:tab w:val="right" w:pos="9504"/>
         </w:tabs>
-        <w:spacing w:before="50" w:after="36" w:line="240" w:lineRule="auto"/>
+        <w:spacing w:before="42" w:after="31" w:line="240" w:lineRule="auto"/>
       </w:pPr>
       <w:r>
         <w:rPr>
@@ -3074,7 +3094,7 @@
           <w:b/>
           <w:color w:val="003A70"/>
           <w:spacing w:val="14"/>
-          <w:sz w:val="19"/>
+          <w:sz w:val="22"/>
           <w:szCs w:val="19"/>
         </w:rPr>
         <w:t xml:space="preserve">YOUR TURN</w:t>
@@ -3093,7 +3113,7 @@
           <w:rFonts w:ascii="Avenir Next" w:hAnsi="Avenir Next" w:cs="Avenir Next" w:eastAsia="Avenir Next"/>
           <w:i/>
           <w:color w:val="5A5F66"/>
-          <w:sz w:val="17"/>
+          <w:sz w:val="22"/>
           <w:szCs w:val="17"/>
         </w:rPr>
         <w:t xml:space="preserve">use the steps on your own</w:t>
@@ -3177,7 +3197,7 @@
                     <w:tabs>
                       <w:tab w:val="left" w:pos="432"/>
                     </w:tabs>
-                    <w:spacing w:before="90" w:after="40" w:line="268" w:lineRule="auto"/>
+                    <w:spacing w:before="76" w:after="34" w:line="254" w:lineRule="auto"/>
                     <w:ind w:left="432" w:hanging="432"/>
                   </w:pPr>
                   <w:r>
@@ -3249,7 +3269,7 @@
                           <w:tabs>
                             <w:tab w:val="left" w:pos="340"/>
                           </w:tabs>
-                          <w:spacing w:before="0" w:after="0" w:line="276" w:lineRule="auto"/>
+                          <w:spacing w:before="0" w:after="0" w:line="258" w:lineRule="auto"/>
                           <w:ind w:left="340" w:hanging="340"/>
                         </w:pPr>
                         <w:r>
@@ -3297,7 +3317,7 @@
                             <w:szCs w:val="22"/>
                             <w:u w:val="single"/>
                           </w:rPr>
-                          <w:t xml:space="preserve">      </w:t>
+                          <w:t xml:space="preserve">          </w:t>
                         </w:r>
                       </w:p>
                     </w:tc>
@@ -3317,7 +3337,7 @@
                           <w:tabs>
                             <w:tab w:val="left" w:pos="340"/>
                           </w:tabs>
-                          <w:spacing w:before="0" w:after="0" w:line="276" w:lineRule="auto"/>
+                          <w:spacing w:before="0" w:after="0" w:line="258" w:lineRule="auto"/>
                           <w:ind w:left="340" w:hanging="340"/>
                         </w:pPr>
                         <w:r>
@@ -3365,7 +3385,7 @@
                             <w:szCs w:val="22"/>
                             <w:u w:val="single"/>
                           </w:rPr>
-                          <w:t xml:space="preserve">      </w:t>
+                          <w:t xml:space="preserve">          </w:t>
                         </w:r>
                       </w:p>
                     </w:tc>
@@ -3385,7 +3405,7 @@
                           <w:tabs>
                             <w:tab w:val="left" w:pos="340"/>
                           </w:tabs>
-                          <w:spacing w:before="0" w:after="0" w:line="276" w:lineRule="auto"/>
+                          <w:spacing w:before="0" w:after="0" w:line="258" w:lineRule="auto"/>
                           <w:ind w:left="340" w:hanging="340"/>
                         </w:pPr>
                         <w:r>
@@ -3433,7 +3453,7 @@
                             <w:szCs w:val="22"/>
                             <w:u w:val="single"/>
                           </w:rPr>
-                          <w:t xml:space="preserve">      </w:t>
+                          <w:t xml:space="preserve">          </w:t>
                         </w:r>
                       </w:p>
                     </w:tc>
@@ -3452,14 +3472,14 @@
                 </w:tcPr>
                 <w:p>
                   <w:pPr>
-                    <w:spacing w:before="110" w:after="0" w:line="264" w:lineRule="auto"/>
+                    <w:spacing w:before="94" w:after="0" w:line="252" w:lineRule="auto"/>
                     <w:jc w:val="right"/>
                   </w:pPr>
                   <w:r>
                     <w:drawing>
                       <wp:inline distT="0" distB="0" distL="0" distR="0">
                         <wp:extent cx="2194560" cy="859536"/>
-                        <wp:docPr id="2" name="Figure 2"/>
+                        <wp:docPr id="2" name="Figure 2" descr="Dot plot. Horizontal axis: values, 0 to 5, ticks every 1. Dots by value: 0: 1; 1: 2; 2: 2; 3: 1; 4: 1"/>
                         <a:graphic xmlns:a="http://schemas.openxmlformats.org/drawingml/2006/main">
                           <a:graphicData uri="http://schemas.openxmlformats.org/drawingml/2006/picture">
                             <pic:pic xmlns:pic="http://schemas.openxmlformats.org/drawingml/2006/picture">
@@ -3507,6 +3527,7 @@
     </w:p>
     <w:p>
       <w:pPr>
+        <w:pStyle w:val="Heading2"/>
         <w:keepNext/>
         <w:pBdr>
           <w:bottom w:val="single" w:sz="8" w:space="3" w:color="003A70"/>
@@ -3514,7 +3535,7 @@
         <w:tabs>
           <w:tab w:val="right" w:pos="9504"/>
         </w:tabs>
-        <w:spacing w:before="50" w:after="36" w:line="240" w:lineRule="auto"/>
+        <w:spacing w:before="42" w:after="31" w:line="240" w:lineRule="auto"/>
       </w:pPr>
       <w:r>
         <w:rPr>
@@ -3522,7 +3543,7 @@
           <w:b/>
           <w:color w:val="003A70"/>
           <w:spacing w:val="14"/>
-          <w:sz w:val="19"/>
+          <w:sz w:val="22"/>
           <w:szCs w:val="19"/>
         </w:rPr>
         <w:t xml:space="preserve">READY CHECK</w:t>
@@ -3541,7 +3562,7 @@
           <w:rFonts w:ascii="Avenir Next" w:hAnsi="Avenir Next" w:cs="Avenir Next" w:eastAsia="Avenir Next"/>
           <w:i/>
           <w:color w:val="5A5F66"/>
-          <w:sz w:val="17"/>
+          <w:sz w:val="22"/>
           <w:szCs w:val="17"/>
         </w:rPr>
         <w:t xml:space="preserve">a problem like the one in today’s lesson</w:t>
@@ -3591,7 +3612,7 @@
               <w:tabs>
                 <w:tab w:val="left" w:pos="432"/>
               </w:tabs>
-              <w:spacing w:before="90" w:after="40" w:line="268" w:lineRule="auto"/>
+              <w:spacing w:before="76" w:after="34" w:line="254" w:lineRule="auto"/>
               <w:ind w:left="432" w:hanging="432"/>
             </w:pPr>
             <w:r>
@@ -3665,7 +3686,7 @@
                     <w:tabs>
                       <w:tab w:val="left" w:pos="340"/>
                     </w:tabs>
-                    <w:spacing w:before="0" w:after="0" w:line="264" w:lineRule="auto"/>
+                    <w:spacing w:before="0" w:after="0" w:line="252" w:lineRule="auto"/>
                     <w:ind w:left="340" w:hanging="340"/>
                   </w:pPr>
                   <w:r>
@@ -3673,7 +3694,7 @@
                       <w:rFonts w:ascii="Avenir Next" w:hAnsi="Avenir Next" w:cs="Avenir Next" w:eastAsia="Avenir Next"/>
                       <w:b/>
                       <w:color w:val="003A70"/>
-                      <w:sz w:val="21"/>
+                      <w:sz w:val="22"/>
                       <w:szCs w:val="21"/>
                     </w:rPr>
                     <w:t xml:space="preserve">A</w:t>
@@ -3691,7 +3712,7 @@
                     <w:rPr>
                       <w:rFonts w:ascii="Avenir Next" w:hAnsi="Avenir Next" w:cs="Avenir Next" w:eastAsia="Avenir Next"/>
                       <w:color w:val="1A1A1A"/>
-                      <w:sz w:val="21"/>
+                      <w:sz w:val="22"/>
                       <w:szCs w:val="21"/>
                     </w:rPr>
                     <w:t xml:space="preserve">4</w:t>
@@ -3708,7 +3729,7 @@
                     <w:tabs>
                       <w:tab w:val="left" w:pos="340"/>
                     </w:tabs>
-                    <w:spacing w:before="0" w:after="0" w:line="264" w:lineRule="auto"/>
+                    <w:spacing w:before="0" w:after="0" w:line="252" w:lineRule="auto"/>
                     <w:ind w:left="340" w:hanging="340"/>
                   </w:pPr>
                   <w:r>
@@ -3716,7 +3737,7 @@
                       <w:rFonts w:ascii="Avenir Next" w:hAnsi="Avenir Next" w:cs="Avenir Next" w:eastAsia="Avenir Next"/>
                       <w:b/>
                       <w:color w:val="003A70"/>
-                      <w:sz w:val="21"/>
+                      <w:sz w:val="22"/>
                       <w:szCs w:val="21"/>
                     </w:rPr>
                     <w:t xml:space="preserve">B</w:t>
@@ -3734,7 +3755,7 @@
                     <w:rPr>
                       <w:rFonts w:ascii="Avenir Next" w:hAnsi="Avenir Next" w:cs="Avenir Next" w:eastAsia="Avenir Next"/>
                       <w:color w:val="1A1A1A"/>
-                      <w:sz w:val="21"/>
+                      <w:sz w:val="22"/>
                       <w:szCs w:val="21"/>
                     </w:rPr>
                     <w:t xml:space="preserve">10</w:t>
@@ -3751,7 +3772,7 @@
                     <w:tabs>
                       <w:tab w:val="left" w:pos="340"/>
                     </w:tabs>
-                    <w:spacing w:before="0" w:after="0" w:line="264" w:lineRule="auto"/>
+                    <w:spacing w:before="0" w:after="0" w:line="252" w:lineRule="auto"/>
                     <w:ind w:left="340" w:hanging="340"/>
                   </w:pPr>
                   <w:r>
@@ -3759,7 +3780,7 @@
                       <w:rFonts w:ascii="Avenir Next" w:hAnsi="Avenir Next" w:cs="Avenir Next" w:eastAsia="Avenir Next"/>
                       <w:b/>
                       <w:color w:val="003A70"/>
-                      <w:sz w:val="21"/>
+                      <w:sz w:val="22"/>
                       <w:szCs w:val="21"/>
                     </w:rPr>
                     <w:t xml:space="preserve">C</w:t>
@@ -3777,7 +3798,7 @@
                     <w:rPr>
                       <w:rFonts w:ascii="Avenir Next" w:hAnsi="Avenir Next" w:cs="Avenir Next" w:eastAsia="Avenir Next"/>
                       <w:color w:val="1A1A1A"/>
-                      <w:sz w:val="21"/>
+                      <w:sz w:val="22"/>
                       <w:szCs w:val="21"/>
                     </w:rPr>
                     <w:t xml:space="preserve">9</w:t>
@@ -3794,7 +3815,7 @@
                     <w:tabs>
                       <w:tab w:val="left" w:pos="340"/>
                     </w:tabs>
-                    <w:spacing w:before="0" w:after="0" w:line="264" w:lineRule="auto"/>
+                    <w:spacing w:before="0" w:after="0" w:line="252" w:lineRule="auto"/>
                     <w:ind w:left="340" w:hanging="340"/>
                   </w:pPr>
                   <w:r>
@@ -3802,7 +3823,7 @@
                       <w:rFonts w:ascii="Avenir Next" w:hAnsi="Avenir Next" w:cs="Avenir Next" w:eastAsia="Avenir Next"/>
                       <w:b/>
                       <w:color w:val="003A70"/>
-                      <w:sz w:val="21"/>
+                      <w:sz w:val="22"/>
                       <w:szCs w:val="21"/>
                     </w:rPr>
                     <w:t xml:space="preserve">D</w:t>
@@ -3820,7 +3841,7 @@
                     <w:rPr>
                       <w:rFonts w:ascii="Avenir Next" w:hAnsi="Avenir Next" w:cs="Avenir Next" w:eastAsia="Avenir Next"/>
                       <w:color w:val="1A1A1A"/>
-                      <w:sz w:val="21"/>
+                      <w:sz w:val="22"/>
                       <w:szCs w:val="21"/>
                     </w:rPr>
                     <w:t xml:space="preserve">3</w:t>
@@ -3869,19 +3890,42 @@
         <w:tblLook w:val="0000" w:firstRow="0" w:lastRow="0" w:firstColumn="0" w:lastColumn="0" w:noHBand="1" w:noVBand="1"/>
       </w:tblPr>
       <w:tblGrid>
-        <w:gridCol w:w="2000"/>
-        <w:gridCol w:w="2300"/>
-        <w:gridCol w:w="2100"/>
-        <w:gridCol w:w="3104"/>
+        <w:gridCol w:w="1750"/>
+        <w:gridCol w:w="2500"/>
+        <w:gridCol w:w="2200"/>
+        <w:gridCol w:w="3054"/>
       </w:tblGrid>
       <w:tr>
         <w:trPr>
           <w:cantSplit/>
-          <w:trHeight w:val="320" w:hRule="atLeast"/>
+          <w:trHeight w:val="300" w:hRule="atLeast"/>
         </w:trPr>
         <w:tc>
           <w:tcPr>
-            <w:tcW w:w="2000" w:type="dxa"/>
+            <w:tcW w:w="1750" w:type="dxa"/>
+            <w:vAlign w:val="center"/>
+          </w:tcPr>
+          <w:p>
+            <w:pPr>
+              <w:pStyle w:val="Heading2"/>
+              <w:spacing w:before="0" w:after="0" w:line="240" w:lineRule="auto"/>
+            </w:pPr>
+            <w:r>
+              <w:rPr>
+                <w:rFonts w:ascii="Avenir Next" w:hAnsi="Avenir Next" w:cs="Avenir Next" w:eastAsia="Avenir Next"/>
+                <w:b/>
+                <w:color w:val="003A70"/>
+                <w:spacing w:val="12"/>
+                <w:sz w:val="15"/>
+                <w:szCs w:val="15"/>
+              </w:rPr>
+              <w:t xml:space="preserve">CHECK YOURSELF</w:t>
+            </w:r>
+          </w:p>
+        </w:tc>
+        <w:tc>
+          <w:tcPr>
+            <w:tcW w:w="2500" w:type="dxa"/>
             <w:vAlign w:val="center"/>
           </w:tcPr>
           <w:p>
@@ -3890,20 +3934,27 @@
             </w:pPr>
             <w:r>
               <w:rPr>
-                <w:rFonts w:ascii="Avenir Next" w:hAnsi="Avenir Next" w:cs="Avenir Next" w:eastAsia="Avenir Next"/>
-                <w:b/>
-                <w:color w:val="003A70"/>
-                <w:spacing w:val="12"/>
-                <w:sz w:val="15"/>
-                <w:szCs w:val="15"/>
-              </w:rPr>
-              <w:t xml:space="preserve">CHECK YOURSELF</w:t>
+                <w:rFonts w:ascii="Arial" w:hAnsi="Arial" w:cs="Arial" w:eastAsia="Arial"/>
+                <w:color w:val="1A1A1A"/>
+                <w:sz w:val="20"/>
+                <w:szCs w:val="20"/>
+              </w:rPr>
+              <w:t xml:space="preserve">□</w:t>
+            </w:r>
+            <w:r>
+              <w:rPr>
+                <w:rFonts w:ascii="Avenir Next" w:hAnsi="Avenir Next" w:cs="Avenir Next" w:eastAsia="Avenir Next"/>
+                <w:color w:val="1A1A1A"/>
+                <w:sz w:val="17"/>
+                <w:szCs w:val="17"/>
+              </w:rPr>
+              <w:t xml:space="preserve">  I can do this on my own</w:t>
             </w:r>
           </w:p>
         </w:tc>
         <w:tc>
           <w:tcPr>
-            <w:tcW w:w="2300" w:type="dxa"/>
+            <w:tcW w:w="2200" w:type="dxa"/>
             <w:vAlign w:val="center"/>
           </w:tcPr>
           <w:p>
@@ -3914,8 +3965,8 @@
               <w:rPr>
                 <w:rFonts w:ascii="Arial" w:hAnsi="Arial" w:cs="Arial" w:eastAsia="Arial"/>
                 <w:color w:val="1A1A1A"/>
-                <w:sz w:val="24"/>
-                <w:szCs w:val="24"/>
+                <w:sz w:val="20"/>
+                <w:szCs w:val="20"/>
               </w:rPr>
               <w:t xml:space="preserve">□</w:t>
             </w:r>
@@ -3926,13 +3977,13 @@
                 <w:sz w:val="17"/>
                 <w:szCs w:val="17"/>
               </w:rPr>
-              <w:t xml:space="preserve">  I can do this on my own</w:t>
+              <w:t xml:space="preserve">  I need a little help</w:t>
             </w:r>
           </w:p>
         </w:tc>
         <w:tc>
           <w:tcPr>
-            <w:tcW w:w="2100" w:type="dxa"/>
+            <w:tcW w:w="3054" w:type="dxa"/>
             <w:vAlign w:val="center"/>
           </w:tcPr>
           <w:p>
@@ -3943,37 +3994,8 @@
               <w:rPr>
                 <w:rFonts w:ascii="Arial" w:hAnsi="Arial" w:cs="Arial" w:eastAsia="Arial"/>
                 <w:color w:val="1A1A1A"/>
-                <w:sz w:val="24"/>
-                <w:szCs w:val="24"/>
-              </w:rPr>
-              <w:t xml:space="preserve">□</w:t>
-            </w:r>
-            <w:r>
-              <w:rPr>
-                <w:rFonts w:ascii="Avenir Next" w:hAnsi="Avenir Next" w:cs="Avenir Next" w:eastAsia="Avenir Next"/>
-                <w:color w:val="1A1A1A"/>
-                <w:sz w:val="17"/>
-                <w:szCs w:val="17"/>
-              </w:rPr>
-              <w:t xml:space="preserve">  I need a little help</w:t>
-            </w:r>
-          </w:p>
-        </w:tc>
-        <w:tc>
-          <w:tcPr>
-            <w:tcW w:w="3104" w:type="dxa"/>
-            <w:vAlign w:val="center"/>
-          </w:tcPr>
-          <w:p>
-            <w:pPr>
-              <w:spacing w:before="0" w:after="0" w:line="240" w:lineRule="auto"/>
-            </w:pPr>
-            <w:r>
-              <w:rPr>
-                <w:rFonts w:ascii="Arial" w:hAnsi="Arial" w:cs="Arial" w:eastAsia="Arial"/>
-                <w:color w:val="1A1A1A"/>
-                <w:sz w:val="24"/>
-                <w:szCs w:val="24"/>
+                <w:sz w:val="20"/>
+                <w:szCs w:val="20"/>
               </w:rPr>
               <w:t xml:space="preserve">□</w:t>
             </w:r>
@@ -4008,7 +4030,7 @@
     <w:sectPr>
       <w:footerReference w:type="default" r:id="rIdFooter1"/>
       <w:pgSz w:w="12240" w:h="15840"/>
-      <w:pgMar w:top="893" w:right="1224" w:bottom="835" w:left="1512" w:header="432" w:footer="432" w:gutter="0"/>
+      <w:pgMar w:top="780" w:right="1224" w:bottom="760" w:left="1512" w:header="432" w:footer="432" w:gutter="0"/>
       <w:cols w:space="720"/>
     </w:sectPr>
   </w:body>
@@ -4088,7 +4110,106 @@
               <w:sz w:val="15"/>
               <w:szCs w:val="15"/>
             </w:rPr>
-            <w:t xml:space="preserve">Lesson 2-1  ·  Session 1  ·  Prerequisite Practice B</w:t>
+            <w:t xml:space="preserve">2-1 · Page </w:t>
+          </w:r>
+          <w:r>
+            <w:rPr>
+              <w:rFonts w:ascii="Avenir Next" w:hAnsi="Avenir Next" w:cs="Avenir Next" w:eastAsia="Avenir Next"/>
+              <w:color w:val="5A5F66"/>
+              <w:sz w:val="15"/>
+              <w:szCs w:val="15"/>
+            </w:rPr>
+            <w:fldChar w:fldCharType="begin"/>
+          </w:r>
+          <w:r>
+            <w:rPr>
+              <w:rFonts w:ascii="Avenir Next" w:hAnsi="Avenir Next" w:cs="Avenir Next" w:eastAsia="Avenir Next"/>
+              <w:color w:val="5A5F66"/>
+              <w:sz w:val="15"/>
+              <w:szCs w:val="15"/>
+            </w:rPr>
+            <w:instrText xml:space="preserve"> PAGE </w:instrText>
+          </w:r>
+          <w:r>
+            <w:rPr>
+              <w:rFonts w:ascii="Avenir Next" w:hAnsi="Avenir Next" w:cs="Avenir Next" w:eastAsia="Avenir Next"/>
+              <w:color w:val="5A5F66"/>
+              <w:sz w:val="15"/>
+              <w:szCs w:val="15"/>
+            </w:rPr>
+            <w:fldChar w:fldCharType="separate"/>
+          </w:r>
+          <w:r>
+            <w:rPr>
+              <w:rFonts w:ascii="Avenir Next" w:hAnsi="Avenir Next" w:cs="Avenir Next" w:eastAsia="Avenir Next"/>
+              <w:color w:val="5A5F66"/>
+              <w:sz w:val="15"/>
+              <w:szCs w:val="15"/>
+            </w:rPr>
+            <w:t xml:space="preserve">1</w:t>
+          </w:r>
+          <w:r>
+            <w:rPr>
+              <w:rFonts w:ascii="Avenir Next" w:hAnsi="Avenir Next" w:cs="Avenir Next" w:eastAsia="Avenir Next"/>
+              <w:color w:val="5A5F66"/>
+              <w:sz w:val="15"/>
+              <w:szCs w:val="15"/>
+            </w:rPr>
+            <w:fldChar w:fldCharType="end"/>
+          </w:r>
+          <w:r>
+            <w:rPr>
+              <w:rFonts w:ascii="Avenir Next" w:hAnsi="Avenir Next" w:cs="Avenir Next" w:eastAsia="Avenir Next"/>
+              <w:color w:val="5A5F66"/>
+              <w:sz w:val="15"/>
+              <w:szCs w:val="15"/>
+            </w:rPr>
+            <w:t xml:space="preserve"> of </w:t>
+          </w:r>
+          <w:r>
+            <w:rPr>
+              <w:rFonts w:ascii="Avenir Next" w:hAnsi="Avenir Next" w:cs="Avenir Next" w:eastAsia="Avenir Next"/>
+              <w:color w:val="5A5F66"/>
+              <w:sz w:val="15"/>
+              <w:szCs w:val="15"/>
+            </w:rPr>
+            <w:fldChar w:fldCharType="begin"/>
+          </w:r>
+          <w:r>
+            <w:rPr>
+              <w:rFonts w:ascii="Avenir Next" w:hAnsi="Avenir Next" w:cs="Avenir Next" w:eastAsia="Avenir Next"/>
+              <w:color w:val="5A5F66"/>
+              <w:sz w:val="15"/>
+              <w:szCs w:val="15"/>
+            </w:rPr>
+            <w:instrText xml:space="preserve"> NUMPAGES </w:instrText>
+          </w:r>
+          <w:r>
+            <w:rPr>
+              <w:rFonts w:ascii="Avenir Next" w:hAnsi="Avenir Next" w:cs="Avenir Next" w:eastAsia="Avenir Next"/>
+              <w:color w:val="5A5F66"/>
+              <w:sz w:val="15"/>
+              <w:szCs w:val="15"/>
+            </w:rPr>
+            <w:fldChar w:fldCharType="separate"/>
+          </w:r>
+          <w:r>
+            <w:rPr>
+              <w:rFonts w:ascii="Avenir Next" w:hAnsi="Avenir Next" w:cs="Avenir Next" w:eastAsia="Avenir Next"/>
+              <w:color w:val="5A5F66"/>
+              <w:sz w:val="15"/>
+              <w:szCs w:val="15"/>
+            </w:rPr>
+            <w:t xml:space="preserve">1</w:t>
+          </w:r>
+          <w:r>
+            <w:rPr>
+              <w:rFonts w:ascii="Avenir Next" w:hAnsi="Avenir Next" w:cs="Avenir Next" w:eastAsia="Avenir Next"/>
+              <w:color w:val="5A5F66"/>
+              <w:sz w:val="15"/>
+              <w:szCs w:val="15"/>
+            </w:rPr>
+            <w:fldChar w:fldCharType="end"/>
           </w:r>
         </w:p>
       </w:tc>
@@ -4131,5 +4252,23 @@
       </w:tblCellMar>
     </w:tblPr>
   </w:style>
+  <w:style w:type="paragraph" w:styleId="Heading1">
+    <w:name w:val="heading 1"/>
+    <w:basedOn w:val="Normal"/>
+    <w:pPr>
+      <w:outlineLvl w:val="0"/>
+      <w:keepNext w:val="0"/>
+      <w:keepLines w:val="0"/>
+    </w:pPr>
+  </w:style>
+  <w:style w:type="paragraph" w:styleId="Heading2">
+    <w:name w:val="heading 2"/>
+    <w:basedOn w:val="Normal"/>
+    <w:pPr>
+      <w:outlineLvl w:val="1"/>
+      <w:keepNext w:val="0"/>
+      <w:keepLines w:val="0"/>
+    </w:pPr>
+  </w:style>
 </w:styles>
 </file>